--- a/LarvelFirstProject/baslicLearning/LARAVEL DOCUMITATION.docx
+++ b/LarvelFirstProject/baslicLearning/LARAVEL DOCUMITATION.docx
@@ -23543,6 +23543,3249 @@
         </w:rPr>
       </w:pPr>
     </w:p>
+    <w:p>
+      <w:pPr>
+        <w:tabs>
+          <w:tab w:val="left" w:pos="3579"/>
+        </w:tabs>
+        <w:rPr>
+          <w:sz w:val="20"/>
+          <w:szCs w:val="20"/>
+        </w:rPr>
+      </w:pPr>
+    </w:p>
+    <w:p>
+      <w:pPr>
+        <w:tabs>
+          <w:tab w:val="left" w:pos="3579"/>
+        </w:tabs>
+        <w:rPr>
+          <w:sz w:val="32"/>
+          <w:szCs w:val="32"/>
+        </w:rPr>
+      </w:pPr>
+      <w:r>
+        <w:rPr>
+          <w:sz w:val="32"/>
+          <w:szCs w:val="32"/>
+        </w:rPr>
+        <w:t>LARAVEL DAY 16</w:t>
+      </w:r>
+      <w:r>
+        <w:rPr>
+          <w:sz w:val="32"/>
+          <w:szCs w:val="32"/>
+        </w:rPr>
+        <w:tab/>
+      </w:r>
+    </w:p>
+    <w:p>
+      <w:pPr>
+        <w:tabs>
+          <w:tab w:val="left" w:pos="3579"/>
+        </w:tabs>
+        <w:rPr>
+          <w:sz w:val="32"/>
+          <w:szCs w:val="32"/>
+        </w:rPr>
+      </w:pPr>
+      <w:r>
+        <w:rPr>
+          <w:sz w:val="32"/>
+          <w:szCs w:val="32"/>
+        </w:rPr>
+        <w:t xml:space="preserve">BLADE TEMPLATES IF CONDTION </w:t>
+      </w:r>
+    </w:p>
+    <w:p>
+      <w:pPr>
+        <w:tabs>
+          <w:tab w:val="left" w:pos="3579"/>
+        </w:tabs>
+        <w:rPr>
+          <w:sz w:val="20"/>
+          <w:szCs w:val="20"/>
+        </w:rPr>
+      </w:pPr>
+    </w:p>
+    <w:p>
+      <w:pPr>
+        <w:tabs>
+          <w:tab w:val="left" w:pos="3579"/>
+        </w:tabs>
+        <w:rPr>
+          <w:sz w:val="20"/>
+          <w:szCs w:val="20"/>
+        </w:rPr>
+      </w:pPr>
+      <w:r>
+        <w:rPr>
+          <w:sz w:val="20"/>
+          <w:szCs w:val="20"/>
+        </w:rPr>
+        <w:t>@if ($deep2&gt;=10)</w:t>
+      </w:r>
+    </w:p>
+    <w:p>
+      <w:pPr>
+        <w:tabs>
+          <w:tab w:val="left" w:pos="3579"/>
+        </w:tabs>
+        <w:rPr>
+          <w:sz w:val="20"/>
+          <w:szCs w:val="20"/>
+        </w:rPr>
+      </w:pPr>
+      <w:r>
+        <w:rPr>
+          <w:sz w:val="20"/>
+          <w:szCs w:val="20"/>
+        </w:rPr>
+        <w:t>you are valid</w:t>
+      </w:r>
+    </w:p>
+    <w:p>
+      <w:pPr>
+        <w:tabs>
+          <w:tab w:val="left" w:pos="3579"/>
+        </w:tabs>
+        <w:rPr>
+          <w:sz w:val="20"/>
+          <w:szCs w:val="20"/>
+        </w:rPr>
+      </w:pPr>
+      <w:r>
+        <w:rPr>
+          <w:sz w:val="20"/>
+          <w:szCs w:val="20"/>
+        </w:rPr>
+        <w:t>@else</w:t>
+      </w:r>
+    </w:p>
+    <w:p>
+      <w:pPr>
+        <w:tabs>
+          <w:tab w:val="left" w:pos="3579"/>
+        </w:tabs>
+        <w:rPr>
+          <w:sz w:val="20"/>
+          <w:szCs w:val="20"/>
+        </w:rPr>
+      </w:pPr>
+      <w:r>
+        <w:rPr>
+          <w:sz w:val="20"/>
+          <w:szCs w:val="20"/>
+        </w:rPr>
+        <w:t xml:space="preserve">you are not valid </w:t>
+      </w:r>
+    </w:p>
+    <w:p>
+      <w:pPr>
+        <w:tabs>
+          <w:tab w:val="left" w:pos="3579"/>
+        </w:tabs>
+        <w:rPr>
+          <w:sz w:val="20"/>
+          <w:szCs w:val="20"/>
+        </w:rPr>
+      </w:pPr>
+      <w:r>
+        <w:rPr>
+          <w:sz w:val="20"/>
+          <w:szCs w:val="20"/>
+        </w:rPr>
+        <w:t>@endif</w:t>
+      </w:r>
+    </w:p>
+    <w:p>
+      <w:pPr>
+        <w:tabs>
+          <w:tab w:val="left" w:pos="3579"/>
+        </w:tabs>
+        <w:rPr>
+          <w:sz w:val="20"/>
+          <w:szCs w:val="20"/>
+        </w:rPr>
+      </w:pPr>
+    </w:p>
+    <w:p>
+      <w:pPr>
+        <w:tabs>
+          <w:tab w:val="left" w:pos="3579"/>
+        </w:tabs>
+        <w:rPr>
+          <w:sz w:val="20"/>
+          <w:szCs w:val="20"/>
+        </w:rPr>
+      </w:pPr>
+      <w:r>
+        <w:rPr>
+          <w:sz w:val="20"/>
+          <w:szCs w:val="20"/>
+        </w:rPr>
+        <w:t xml:space="preserve">ASSET BUNDLING </w:t>
+      </w:r>
+    </w:p>
+    <w:p>
+      <w:pPr>
+        <w:tabs>
+          <w:tab w:val="left" w:pos="3579"/>
+        </w:tabs>
+        <w:rPr>
+          <w:sz w:val="20"/>
+          <w:szCs w:val="20"/>
+        </w:rPr>
+      </w:pPr>
+      <w:r>
+        <w:rPr>
+          <w:sz w:val="20"/>
+          <w:szCs w:val="20"/>
+        </w:rPr>
+        <w:t xml:space="preserve">import { </w:t>
+      </w:r>
+      <w:proofErr w:type="spellStart"/>
+      <w:r>
+        <w:rPr>
+          <w:sz w:val="20"/>
+          <w:szCs w:val="20"/>
+        </w:rPr>
+        <w:t>defineConfig</w:t>
+      </w:r>
+      <w:proofErr w:type="spellEnd"/>
+      <w:r>
+        <w:rPr>
+          <w:sz w:val="20"/>
+          <w:szCs w:val="20"/>
+        </w:rPr>
+        <w:t xml:space="preserve"> } from '</w:t>
+      </w:r>
+      <w:proofErr w:type="spellStart"/>
+      <w:r>
+        <w:rPr>
+          <w:sz w:val="20"/>
+          <w:szCs w:val="20"/>
+        </w:rPr>
+        <w:t>vite</w:t>
+      </w:r>
+      <w:proofErr w:type="spellEnd"/>
+      <w:r>
+        <w:rPr>
+          <w:sz w:val="20"/>
+          <w:szCs w:val="20"/>
+        </w:rPr>
+        <w:t>';</w:t>
+      </w:r>
+    </w:p>
+    <w:p>
+      <w:pPr>
+        <w:tabs>
+          <w:tab w:val="left" w:pos="3579"/>
+        </w:tabs>
+        <w:rPr>
+          <w:sz w:val="20"/>
+          <w:szCs w:val="20"/>
+        </w:rPr>
+      </w:pPr>
+      <w:r>
+        <w:rPr>
+          <w:sz w:val="20"/>
+          <w:szCs w:val="20"/>
+        </w:rPr>
+        <w:t xml:space="preserve">import </w:t>
+      </w:r>
+      <w:proofErr w:type="spellStart"/>
+      <w:r>
+        <w:rPr>
+          <w:sz w:val="20"/>
+          <w:szCs w:val="20"/>
+        </w:rPr>
+        <w:t>laravel</w:t>
+      </w:r>
+      <w:proofErr w:type="spellEnd"/>
+      <w:r>
+        <w:rPr>
+          <w:sz w:val="20"/>
+          <w:szCs w:val="20"/>
+        </w:rPr>
+        <w:t xml:space="preserve"> from '</w:t>
+      </w:r>
+      <w:proofErr w:type="spellStart"/>
+      <w:r>
+        <w:rPr>
+          <w:sz w:val="20"/>
+          <w:szCs w:val="20"/>
+        </w:rPr>
+        <w:t>laravel</w:t>
+      </w:r>
+      <w:proofErr w:type="spellEnd"/>
+      <w:r>
+        <w:rPr>
+          <w:sz w:val="20"/>
+          <w:szCs w:val="20"/>
+        </w:rPr>
+        <w:t>-</w:t>
+      </w:r>
+      <w:proofErr w:type="spellStart"/>
+      <w:r>
+        <w:rPr>
+          <w:sz w:val="20"/>
+          <w:szCs w:val="20"/>
+        </w:rPr>
+        <w:t>vite</w:t>
+      </w:r>
+      <w:proofErr w:type="spellEnd"/>
+      <w:r>
+        <w:rPr>
+          <w:sz w:val="20"/>
+          <w:szCs w:val="20"/>
+        </w:rPr>
+        <w:t>-plugin';</w:t>
+      </w:r>
+    </w:p>
+    <w:p>
+      <w:pPr>
+        <w:tabs>
+          <w:tab w:val="left" w:pos="3579"/>
+        </w:tabs>
+        <w:rPr>
+          <w:sz w:val="20"/>
+          <w:szCs w:val="20"/>
+        </w:rPr>
+      </w:pPr>
+      <w:r>
+        <w:rPr>
+          <w:sz w:val="20"/>
+          <w:szCs w:val="20"/>
+        </w:rPr>
+        <w:t> </w:t>
+      </w:r>
+    </w:p>
+    <w:p>
+      <w:pPr>
+        <w:tabs>
+          <w:tab w:val="left" w:pos="3579"/>
+        </w:tabs>
+        <w:rPr>
+          <w:sz w:val="20"/>
+          <w:szCs w:val="20"/>
+        </w:rPr>
+      </w:pPr>
+      <w:r>
+        <w:rPr>
+          <w:sz w:val="20"/>
+          <w:szCs w:val="20"/>
+        </w:rPr>
+        <w:t xml:space="preserve">export default </w:t>
+      </w:r>
+      <w:proofErr w:type="spellStart"/>
+      <w:r>
+        <w:rPr>
+          <w:sz w:val="20"/>
+          <w:szCs w:val="20"/>
+        </w:rPr>
+        <w:t>defineConfig</w:t>
+      </w:r>
+      <w:proofErr w:type="spellEnd"/>
+      <w:r>
+        <w:rPr>
+          <w:sz w:val="20"/>
+          <w:szCs w:val="20"/>
+        </w:rPr>
+        <w:t>({</w:t>
+      </w:r>
+    </w:p>
+    <w:p>
+      <w:pPr>
+        <w:tabs>
+          <w:tab w:val="left" w:pos="3579"/>
+        </w:tabs>
+        <w:rPr>
+          <w:sz w:val="20"/>
+          <w:szCs w:val="20"/>
+        </w:rPr>
+      </w:pPr>
+      <w:r>
+        <w:rPr>
+          <w:sz w:val="20"/>
+          <w:szCs w:val="20"/>
+        </w:rPr>
+        <w:t>    plugins: [</w:t>
+      </w:r>
+    </w:p>
+    <w:p>
+      <w:pPr>
+        <w:tabs>
+          <w:tab w:val="left" w:pos="3579"/>
+        </w:tabs>
+        <w:rPr>
+          <w:sz w:val="20"/>
+          <w:szCs w:val="20"/>
+        </w:rPr>
+      </w:pPr>
+      <w:r>
+        <w:rPr>
+          <w:sz w:val="20"/>
+          <w:szCs w:val="20"/>
+        </w:rPr>
+        <w:t xml:space="preserve">        </w:t>
+      </w:r>
+      <w:proofErr w:type="spellStart"/>
+      <w:r>
+        <w:rPr>
+          <w:sz w:val="20"/>
+          <w:szCs w:val="20"/>
+        </w:rPr>
+        <w:t>laravel</w:t>
+      </w:r>
+      <w:proofErr w:type="spellEnd"/>
+      <w:r>
+        <w:rPr>
+          <w:sz w:val="20"/>
+          <w:szCs w:val="20"/>
+        </w:rPr>
+        <w:t>([</w:t>
+      </w:r>
+    </w:p>
+    <w:p>
+      <w:pPr>
+        <w:tabs>
+          <w:tab w:val="left" w:pos="3579"/>
+        </w:tabs>
+        <w:rPr>
+          <w:sz w:val="20"/>
+          <w:szCs w:val="20"/>
+        </w:rPr>
+      </w:pPr>
+      <w:r>
+        <w:rPr>
+          <w:sz w:val="20"/>
+          <w:szCs w:val="20"/>
+        </w:rPr>
+        <w:t>            'resources/</w:t>
+      </w:r>
+      <w:proofErr w:type="spellStart"/>
+      <w:r>
+        <w:rPr>
+          <w:sz w:val="20"/>
+          <w:szCs w:val="20"/>
+        </w:rPr>
+        <w:t>css</w:t>
+      </w:r>
+      <w:proofErr w:type="spellEnd"/>
+      <w:r>
+        <w:rPr>
+          <w:sz w:val="20"/>
+          <w:szCs w:val="20"/>
+        </w:rPr>
+        <w:t xml:space="preserve">/app.css', </w:t>
+      </w:r>
+    </w:p>
+    <w:p>
+      <w:pPr>
+        <w:tabs>
+          <w:tab w:val="left" w:pos="3579"/>
+        </w:tabs>
+        <w:rPr>
+          <w:sz w:val="20"/>
+          <w:szCs w:val="20"/>
+        </w:rPr>
+      </w:pPr>
+      <w:r>
+        <w:rPr>
+          <w:sz w:val="20"/>
+          <w:szCs w:val="20"/>
+        </w:rPr>
+        <w:t>            'resources/</w:t>
+      </w:r>
+      <w:proofErr w:type="spellStart"/>
+      <w:r>
+        <w:rPr>
+          <w:sz w:val="20"/>
+          <w:szCs w:val="20"/>
+        </w:rPr>
+        <w:t>js</w:t>
+      </w:r>
+      <w:proofErr w:type="spellEnd"/>
+      <w:r>
+        <w:rPr>
+          <w:sz w:val="20"/>
+          <w:szCs w:val="20"/>
+        </w:rPr>
+        <w:t>/app.js',</w:t>
+      </w:r>
+    </w:p>
+    <w:p>
+      <w:pPr>
+        <w:tabs>
+          <w:tab w:val="left" w:pos="3579"/>
+        </w:tabs>
+        <w:rPr>
+          <w:sz w:val="20"/>
+          <w:szCs w:val="20"/>
+        </w:rPr>
+      </w:pPr>
+      <w:r>
+        <w:rPr>
+          <w:sz w:val="20"/>
+          <w:szCs w:val="20"/>
+        </w:rPr>
+        <w:t>        ]),</w:t>
+      </w:r>
+    </w:p>
+    <w:p>
+      <w:pPr>
+        <w:tabs>
+          <w:tab w:val="left" w:pos="3579"/>
+        </w:tabs>
+        <w:rPr>
+          <w:sz w:val="20"/>
+          <w:szCs w:val="20"/>
+        </w:rPr>
+      </w:pPr>
+      <w:r>
+        <w:rPr>
+          <w:sz w:val="20"/>
+          <w:szCs w:val="20"/>
+        </w:rPr>
+        <w:t>    ],</w:t>
+      </w:r>
+    </w:p>
+    <w:p>
+      <w:pPr>
+        <w:tabs>
+          <w:tab w:val="left" w:pos="3579"/>
+        </w:tabs>
+        <w:rPr>
+          <w:sz w:val="20"/>
+          <w:szCs w:val="20"/>
+        </w:rPr>
+      </w:pPr>
+      <w:r>
+        <w:rPr>
+          <w:sz w:val="20"/>
+          <w:szCs w:val="20"/>
+        </w:rPr>
+        <w:t>});</w:t>
+      </w:r>
+    </w:p>
+    <w:p>
+      <w:pPr>
+        <w:tabs>
+          <w:tab w:val="left" w:pos="3579"/>
+        </w:tabs>
+        <w:rPr>
+          <w:sz w:val="20"/>
+          <w:szCs w:val="20"/>
+        </w:rPr>
+      </w:pPr>
+      <w:proofErr w:type="spellStart"/>
+      <w:r>
+        <w:rPr>
+          <w:sz w:val="20"/>
+          <w:szCs w:val="20"/>
+        </w:rPr>
+        <w:t>Npm</w:t>
+      </w:r>
+      <w:proofErr w:type="spellEnd"/>
+      <w:r>
+        <w:rPr>
+          <w:sz w:val="20"/>
+          <w:szCs w:val="20"/>
+        </w:rPr>
+        <w:t xml:space="preserve"> Install</w:t>
+      </w:r>
+    </w:p>
+    <w:p>
+      <w:pPr>
+        <w:tabs>
+          <w:tab w:val="left" w:pos="3579"/>
+        </w:tabs>
+        <w:rPr>
+          <w:sz w:val="20"/>
+          <w:szCs w:val="20"/>
+        </w:rPr>
+      </w:pPr>
+    </w:p>
+    <w:p>
+      <w:pPr>
+        <w:tabs>
+          <w:tab w:val="left" w:pos="3579"/>
+        </w:tabs>
+        <w:rPr>
+          <w:sz w:val="20"/>
+          <w:szCs w:val="20"/>
+        </w:rPr>
+      </w:pPr>
+      <w:r>
+        <w:rPr>
+          <w:sz w:val="20"/>
+          <w:szCs w:val="20"/>
+        </w:rPr>
+        <w:t xml:space="preserve">URL GENERATION </w:t>
+      </w:r>
+    </w:p>
+    <w:p>
+      <w:pPr>
+        <w:tabs>
+          <w:tab w:val="left" w:pos="3579"/>
+        </w:tabs>
+        <w:rPr>
+          <w:sz w:val="20"/>
+          <w:szCs w:val="20"/>
+        </w:rPr>
+      </w:pPr>
+      <w:proofErr w:type="spellStart"/>
+      <w:r>
+        <w:rPr>
+          <w:sz w:val="20"/>
+          <w:szCs w:val="20"/>
+        </w:rPr>
+        <w:t>aravel</w:t>
+      </w:r>
+      <w:proofErr w:type="spellEnd"/>
+      <w:r>
+        <w:rPr>
+          <w:sz w:val="20"/>
+          <w:szCs w:val="20"/>
+        </w:rPr>
+        <w:t xml:space="preserve"> provides several helpers to assist you in generating URLs for your application. These helpers are primarily helpful when building links in your templates and API responses, or when generating redirect responses to another part of your application</w:t>
+      </w:r>
+    </w:p>
+    <w:p>
+      <w:pPr>
+        <w:tabs>
+          <w:tab w:val="left" w:pos="3579"/>
+        </w:tabs>
+        <w:rPr>
+          <w:sz w:val="20"/>
+          <w:szCs w:val="20"/>
+        </w:rPr>
+      </w:pPr>
+      <w:r>
+        <w:rPr>
+          <w:sz w:val="20"/>
+          <w:szCs w:val="20"/>
+        </w:rPr>
+        <w:lastRenderedPageBreak/>
+        <w:t xml:space="preserve">&lt;!DOCTYPE </w:t>
+      </w:r>
+      <w:r>
+        <w:rPr>
+          <w:i/>
+          <w:iCs/>
+          <w:sz w:val="20"/>
+          <w:szCs w:val="20"/>
+        </w:rPr>
+        <w:t>html</w:t>
+      </w:r>
+      <w:r>
+        <w:rPr>
+          <w:sz w:val="20"/>
+          <w:szCs w:val="20"/>
+        </w:rPr>
+        <w:t>&gt;</w:t>
+      </w:r>
+    </w:p>
+    <w:p>
+      <w:pPr>
+        <w:tabs>
+          <w:tab w:val="left" w:pos="3579"/>
+        </w:tabs>
+        <w:rPr>
+          <w:sz w:val="20"/>
+          <w:szCs w:val="20"/>
+        </w:rPr>
+      </w:pPr>
+      <w:r>
+        <w:rPr>
+          <w:sz w:val="20"/>
+          <w:szCs w:val="20"/>
+        </w:rPr>
+        <w:t xml:space="preserve">&lt;html </w:t>
+      </w:r>
+      <w:r>
+        <w:rPr>
+          <w:i/>
+          <w:iCs/>
+          <w:sz w:val="20"/>
+          <w:szCs w:val="20"/>
+        </w:rPr>
+        <w:t>lang</w:t>
+      </w:r>
+      <w:r>
+        <w:rPr>
+          <w:sz w:val="20"/>
+          <w:szCs w:val="20"/>
+        </w:rPr>
+        <w:t>="</w:t>
+      </w:r>
+      <w:proofErr w:type="spellStart"/>
+      <w:r>
+        <w:rPr>
+          <w:sz w:val="20"/>
+          <w:szCs w:val="20"/>
+        </w:rPr>
+        <w:t>en</w:t>
+      </w:r>
+      <w:proofErr w:type="spellEnd"/>
+      <w:r>
+        <w:rPr>
+          <w:sz w:val="20"/>
+          <w:szCs w:val="20"/>
+        </w:rPr>
+        <w:t>"&gt;</w:t>
+      </w:r>
+    </w:p>
+    <w:p>
+      <w:pPr>
+        <w:tabs>
+          <w:tab w:val="left" w:pos="3579"/>
+        </w:tabs>
+        <w:rPr>
+          <w:sz w:val="20"/>
+          <w:szCs w:val="20"/>
+        </w:rPr>
+      </w:pPr>
+      <w:r>
+        <w:rPr>
+          <w:sz w:val="20"/>
+          <w:szCs w:val="20"/>
+        </w:rPr>
+        <w:t>&lt;head&gt;</w:t>
+      </w:r>
+    </w:p>
+    <w:p>
+      <w:pPr>
+        <w:tabs>
+          <w:tab w:val="left" w:pos="3579"/>
+        </w:tabs>
+        <w:rPr>
+          <w:sz w:val="20"/>
+          <w:szCs w:val="20"/>
+        </w:rPr>
+      </w:pPr>
+      <w:r>
+        <w:rPr>
+          <w:sz w:val="20"/>
+          <w:szCs w:val="20"/>
+        </w:rPr>
+        <w:t xml:space="preserve">    &lt;meta </w:t>
+      </w:r>
+      <w:r>
+        <w:rPr>
+          <w:i/>
+          <w:iCs/>
+          <w:sz w:val="20"/>
+          <w:szCs w:val="20"/>
+        </w:rPr>
+        <w:t>charset</w:t>
+      </w:r>
+      <w:r>
+        <w:rPr>
+          <w:sz w:val="20"/>
+          <w:szCs w:val="20"/>
+        </w:rPr>
+        <w:t>="UTF-8"&gt;</w:t>
+      </w:r>
+    </w:p>
+    <w:p>
+      <w:pPr>
+        <w:tabs>
+          <w:tab w:val="left" w:pos="3579"/>
+        </w:tabs>
+        <w:rPr>
+          <w:sz w:val="20"/>
+          <w:szCs w:val="20"/>
+        </w:rPr>
+      </w:pPr>
+      <w:r>
+        <w:rPr>
+          <w:sz w:val="20"/>
+          <w:szCs w:val="20"/>
+        </w:rPr>
+        <w:t xml:space="preserve">    &lt;meta </w:t>
+      </w:r>
+      <w:r>
+        <w:rPr>
+          <w:i/>
+          <w:iCs/>
+          <w:sz w:val="20"/>
+          <w:szCs w:val="20"/>
+        </w:rPr>
+        <w:t>name</w:t>
+      </w:r>
+      <w:r>
+        <w:rPr>
+          <w:sz w:val="20"/>
+          <w:szCs w:val="20"/>
+        </w:rPr>
+        <w:t xml:space="preserve">="viewport" </w:t>
+      </w:r>
+      <w:r>
+        <w:rPr>
+          <w:i/>
+          <w:iCs/>
+          <w:sz w:val="20"/>
+          <w:szCs w:val="20"/>
+        </w:rPr>
+        <w:t>content</w:t>
+      </w:r>
+      <w:r>
+        <w:rPr>
+          <w:sz w:val="20"/>
+          <w:szCs w:val="20"/>
+        </w:rPr>
+        <w:t>="width=device-width, initial-scale=1.0"&gt;</w:t>
+      </w:r>
+    </w:p>
+    <w:p>
+      <w:pPr>
+        <w:tabs>
+          <w:tab w:val="left" w:pos="3579"/>
+        </w:tabs>
+        <w:rPr>
+          <w:sz w:val="20"/>
+          <w:szCs w:val="20"/>
+        </w:rPr>
+      </w:pPr>
+      <w:r>
+        <w:rPr>
+          <w:sz w:val="20"/>
+          <w:szCs w:val="20"/>
+        </w:rPr>
+        <w:t xml:space="preserve">    &lt;meta </w:t>
+      </w:r>
+      <w:r>
+        <w:rPr>
+          <w:i/>
+          <w:iCs/>
+          <w:sz w:val="20"/>
+          <w:szCs w:val="20"/>
+        </w:rPr>
+        <w:t>http-</w:t>
+      </w:r>
+      <w:proofErr w:type="spellStart"/>
+      <w:r>
+        <w:rPr>
+          <w:i/>
+          <w:iCs/>
+          <w:sz w:val="20"/>
+          <w:szCs w:val="20"/>
+        </w:rPr>
+        <w:t>equiv</w:t>
+      </w:r>
+      <w:proofErr w:type="spellEnd"/>
+      <w:r>
+        <w:rPr>
+          <w:sz w:val="20"/>
+          <w:szCs w:val="20"/>
+        </w:rPr>
+        <w:t xml:space="preserve">="X-UA-Compatible" </w:t>
+      </w:r>
+      <w:r>
+        <w:rPr>
+          <w:i/>
+          <w:iCs/>
+          <w:sz w:val="20"/>
+          <w:szCs w:val="20"/>
+        </w:rPr>
+        <w:t>content</w:t>
+      </w:r>
+      <w:r>
+        <w:rPr>
+          <w:sz w:val="20"/>
+          <w:szCs w:val="20"/>
+        </w:rPr>
+        <w:t>="</w:t>
+      </w:r>
+      <w:proofErr w:type="spellStart"/>
+      <w:r>
+        <w:rPr>
+          <w:sz w:val="20"/>
+          <w:szCs w:val="20"/>
+        </w:rPr>
+        <w:t>ie</w:t>
+      </w:r>
+      <w:proofErr w:type="spellEnd"/>
+      <w:r>
+        <w:rPr>
+          <w:sz w:val="20"/>
+          <w:szCs w:val="20"/>
+        </w:rPr>
+        <w:t>=edge"&gt;</w:t>
+      </w:r>
+    </w:p>
+    <w:p>
+      <w:pPr>
+        <w:tabs>
+          <w:tab w:val="left" w:pos="3579"/>
+        </w:tabs>
+        <w:rPr>
+          <w:sz w:val="20"/>
+          <w:szCs w:val="20"/>
+        </w:rPr>
+      </w:pPr>
+      <w:r>
+        <w:rPr>
+          <w:sz w:val="20"/>
+          <w:szCs w:val="20"/>
+        </w:rPr>
+        <w:t>    &lt;title&gt;Document&lt;/title&gt;</w:t>
+      </w:r>
+    </w:p>
+    <w:p>
+      <w:pPr>
+        <w:tabs>
+          <w:tab w:val="left" w:pos="3579"/>
+        </w:tabs>
+        <w:rPr>
+          <w:sz w:val="20"/>
+          <w:szCs w:val="20"/>
+        </w:rPr>
+      </w:pPr>
+      <w:r>
+        <w:rPr>
+          <w:sz w:val="20"/>
+          <w:szCs w:val="20"/>
+        </w:rPr>
+        <w:t>&lt;/head&gt;</w:t>
+      </w:r>
+    </w:p>
+    <w:p>
+      <w:pPr>
+        <w:tabs>
+          <w:tab w:val="left" w:pos="3579"/>
+        </w:tabs>
+        <w:rPr>
+          <w:sz w:val="20"/>
+          <w:szCs w:val="20"/>
+        </w:rPr>
+      </w:pPr>
+      <w:r>
+        <w:rPr>
+          <w:sz w:val="20"/>
+          <w:szCs w:val="20"/>
+        </w:rPr>
+        <w:t>&lt;body&gt;</w:t>
+      </w:r>
+    </w:p>
+    <w:p>
+      <w:pPr>
+        <w:tabs>
+          <w:tab w:val="left" w:pos="3579"/>
+        </w:tabs>
+        <w:rPr>
+          <w:sz w:val="20"/>
+          <w:szCs w:val="20"/>
+        </w:rPr>
+      </w:pPr>
+      <w:r>
+        <w:rPr>
+          <w:sz w:val="20"/>
+          <w:szCs w:val="20"/>
+        </w:rPr>
+        <w:t>    &lt;</w:t>
+      </w:r>
+      <w:proofErr w:type="spellStart"/>
+      <w:r>
+        <w:rPr>
+          <w:sz w:val="20"/>
+          <w:szCs w:val="20"/>
+        </w:rPr>
+        <w:t>br</w:t>
+      </w:r>
+      <w:proofErr w:type="spellEnd"/>
+      <w:r>
+        <w:rPr>
+          <w:sz w:val="20"/>
+          <w:szCs w:val="20"/>
+        </w:rPr>
+        <w:t>&gt;</w:t>
+      </w:r>
+    </w:p>
+    <w:p>
+      <w:pPr>
+        <w:tabs>
+          <w:tab w:val="left" w:pos="3579"/>
+        </w:tabs>
+        <w:rPr>
+          <w:sz w:val="20"/>
+          <w:szCs w:val="20"/>
+        </w:rPr>
+      </w:pPr>
+      <w:r>
+        <w:rPr>
+          <w:sz w:val="20"/>
+          <w:szCs w:val="20"/>
+        </w:rPr>
+        <w:t>    {{URL::current()}}</w:t>
+      </w:r>
+    </w:p>
+    <w:p>
+      <w:pPr>
+        <w:tabs>
+          <w:tab w:val="left" w:pos="3579"/>
+        </w:tabs>
+        <w:rPr>
+          <w:sz w:val="20"/>
+          <w:szCs w:val="20"/>
+        </w:rPr>
+      </w:pPr>
+      <w:r>
+        <w:rPr>
+          <w:sz w:val="20"/>
+          <w:szCs w:val="20"/>
+        </w:rPr>
+        <w:t>    &lt;</w:t>
+      </w:r>
+      <w:proofErr w:type="spellStart"/>
+      <w:r>
+        <w:rPr>
+          <w:sz w:val="20"/>
+          <w:szCs w:val="20"/>
+        </w:rPr>
+        <w:t>br</w:t>
+      </w:r>
+      <w:proofErr w:type="spellEnd"/>
+      <w:r>
+        <w:rPr>
+          <w:sz w:val="20"/>
+          <w:szCs w:val="20"/>
+        </w:rPr>
+        <w:t>&gt;</w:t>
+      </w:r>
+    </w:p>
+    <w:p>
+      <w:pPr>
+        <w:tabs>
+          <w:tab w:val="left" w:pos="3579"/>
+        </w:tabs>
+        <w:rPr>
+          <w:sz w:val="20"/>
+          <w:szCs w:val="20"/>
+        </w:rPr>
+      </w:pPr>
+      <w:r>
+        <w:rPr>
+          <w:sz w:val="20"/>
+          <w:szCs w:val="20"/>
+        </w:rPr>
+        <w:t>    {{URL::full()}}</w:t>
+      </w:r>
+    </w:p>
+    <w:p>
+      <w:pPr>
+        <w:tabs>
+          <w:tab w:val="left" w:pos="3579"/>
+        </w:tabs>
+        <w:rPr>
+          <w:sz w:val="20"/>
+          <w:szCs w:val="20"/>
+        </w:rPr>
+      </w:pPr>
+      <w:r>
+        <w:rPr>
+          <w:sz w:val="20"/>
+          <w:szCs w:val="20"/>
+        </w:rPr>
+        <w:t>   </w:t>
+      </w:r>
+    </w:p>
+    <w:p>
+      <w:pPr>
+        <w:tabs>
+          <w:tab w:val="left" w:pos="3579"/>
+        </w:tabs>
+        <w:rPr>
+          <w:sz w:val="20"/>
+          <w:szCs w:val="20"/>
+        </w:rPr>
+      </w:pPr>
+      <w:r>
+        <w:rPr>
+          <w:sz w:val="20"/>
+          <w:szCs w:val="20"/>
+        </w:rPr>
+        <w:t xml:space="preserve">  </w:t>
+      </w:r>
+    </w:p>
+    <w:p>
+      <w:pPr>
+        <w:tabs>
+          <w:tab w:val="left" w:pos="3579"/>
+        </w:tabs>
+        <w:rPr>
+          <w:sz w:val="20"/>
+          <w:szCs w:val="20"/>
+        </w:rPr>
+      </w:pPr>
+      <w:r>
+        <w:rPr>
+          <w:sz w:val="20"/>
+          <w:szCs w:val="20"/>
+        </w:rPr>
+        <w:t xml:space="preserve">    &lt;h1&gt;Sunita Williams Mam </w:t>
+      </w:r>
+      <w:proofErr w:type="spellStart"/>
+      <w:r>
+        <w:rPr>
+          <w:sz w:val="20"/>
+          <w:szCs w:val="20"/>
+        </w:rPr>
+        <w:t>Saftly</w:t>
+      </w:r>
+      <w:proofErr w:type="spellEnd"/>
+      <w:r>
+        <w:rPr>
+          <w:sz w:val="20"/>
+          <w:szCs w:val="20"/>
+        </w:rPr>
+        <w:t xml:space="preserve"> Grounded&lt;/h1&gt;</w:t>
+      </w:r>
+    </w:p>
+    <w:p>
+      <w:pPr>
+        <w:tabs>
+          <w:tab w:val="left" w:pos="3579"/>
+        </w:tabs>
+        <w:rPr>
+          <w:sz w:val="20"/>
+          <w:szCs w:val="20"/>
+        </w:rPr>
+      </w:pPr>
+      <w:r>
+        <w:rPr>
+          <w:sz w:val="20"/>
+          <w:szCs w:val="20"/>
+        </w:rPr>
+        <w:t xml:space="preserve">    &lt;a </w:t>
+      </w:r>
+      <w:proofErr w:type="spellStart"/>
+      <w:r>
+        <w:rPr>
+          <w:i/>
+          <w:iCs/>
+          <w:sz w:val="20"/>
+          <w:szCs w:val="20"/>
+        </w:rPr>
+        <w:t>href</w:t>
+      </w:r>
+      <w:proofErr w:type="spellEnd"/>
+      <w:r>
+        <w:rPr>
+          <w:sz w:val="20"/>
+          <w:szCs w:val="20"/>
+        </w:rPr>
+        <w:t>="/url2" &gt;About&lt;/a&gt;</w:t>
+      </w:r>
+    </w:p>
+    <w:p>
+      <w:pPr>
+        <w:tabs>
+          <w:tab w:val="left" w:pos="3579"/>
+        </w:tabs>
+        <w:rPr>
+          <w:sz w:val="20"/>
+          <w:szCs w:val="20"/>
+        </w:rPr>
+      </w:pPr>
+      <w:r>
+        <w:rPr>
+          <w:sz w:val="20"/>
+          <w:szCs w:val="20"/>
+        </w:rPr>
+        <w:t>&lt;/body&gt;</w:t>
+      </w:r>
+    </w:p>
+    <w:p>
+      <w:pPr>
+        <w:tabs>
+          <w:tab w:val="left" w:pos="3579"/>
+        </w:tabs>
+        <w:rPr>
+          <w:sz w:val="20"/>
+          <w:szCs w:val="20"/>
+        </w:rPr>
+      </w:pPr>
+      <w:r>
+        <w:rPr>
+          <w:sz w:val="20"/>
+          <w:szCs w:val="20"/>
+        </w:rPr>
+        <w:t>&lt;/html&gt;</w:t>
+      </w:r>
+    </w:p>
+    <w:p>
+      <w:pPr>
+        <w:tabs>
+          <w:tab w:val="left" w:pos="3579"/>
+        </w:tabs>
+        <w:rPr>
+          <w:sz w:val="20"/>
+          <w:szCs w:val="20"/>
+        </w:rPr>
+      </w:pPr>
+    </w:p>
+    <w:p>
+      <w:pPr>
+        <w:tabs>
+          <w:tab w:val="left" w:pos="3579"/>
+        </w:tabs>
+        <w:rPr>
+          <w:sz w:val="20"/>
+          <w:szCs w:val="20"/>
+        </w:rPr>
+      </w:pPr>
+      <w:r>
+        <w:rPr>
+          <w:sz w:val="20"/>
+          <w:szCs w:val="20"/>
+        </w:rPr>
+        <w:t xml:space="preserve">SESSION </w:t>
+      </w:r>
+    </w:p>
+    <w:p>
+      <w:pPr>
+        <w:tabs>
+          <w:tab w:val="left" w:pos="3579"/>
+        </w:tabs>
+        <w:rPr>
+          <w:sz w:val="20"/>
+          <w:szCs w:val="20"/>
+        </w:rPr>
+      </w:pPr>
+      <w:r>
+        <w:rPr>
+          <w:sz w:val="20"/>
+          <w:szCs w:val="20"/>
+        </w:rPr>
+        <w:t>our application's session configuration file is stored at config/</w:t>
+      </w:r>
+      <w:proofErr w:type="spellStart"/>
+      <w:r>
+        <w:rPr>
+          <w:sz w:val="20"/>
+          <w:szCs w:val="20"/>
+        </w:rPr>
+        <w:t>session.php</w:t>
+      </w:r>
+      <w:proofErr w:type="spellEnd"/>
+      <w:r>
+        <w:rPr>
+          <w:sz w:val="20"/>
+          <w:szCs w:val="20"/>
+        </w:rPr>
+        <w:t>. Be sure to review the options available to you in this file. By default, Laravel is configured to use the file session driver, which will work well for many applications. If your application will be load balanced across multiple web servers, you should choose a centralized store that all servers can access, such as Redis or a database.</w:t>
+      </w:r>
+    </w:p>
+    <w:p>
+      <w:pPr>
+        <w:tabs>
+          <w:tab w:val="left" w:pos="3579"/>
+        </w:tabs>
+        <w:rPr>
+          <w:sz w:val="20"/>
+          <w:szCs w:val="20"/>
+        </w:rPr>
+      </w:pPr>
+      <w:r>
+        <w:rPr>
+          <w:sz w:val="20"/>
+          <w:szCs w:val="20"/>
+        </w:rPr>
+        <w:t>The session driver configuration option defines where session data will be stored for each request. Laravel ships with several great drivers out of the box:</w:t>
+      </w:r>
+    </w:p>
+    <w:p>
+      <w:pPr>
+        <w:numPr>
+          <w:ilvl w:val="0"/>
+          <w:numId w:val="14"/>
+        </w:numPr>
+        <w:tabs>
+          <w:tab w:val="left" w:pos="3579"/>
+        </w:tabs>
+        <w:rPr>
+          <w:sz w:val="20"/>
+          <w:szCs w:val="20"/>
+        </w:rPr>
+      </w:pPr>
+      <w:r>
+        <w:rPr>
+          <w:sz w:val="20"/>
+          <w:szCs w:val="20"/>
+        </w:rPr>
+        <w:t>file - sessions are stored in storage/framework/sessions.</w:t>
+      </w:r>
+    </w:p>
+    <w:p>
+      <w:pPr>
+        <w:numPr>
+          <w:ilvl w:val="0"/>
+          <w:numId w:val="14"/>
+        </w:numPr>
+        <w:tabs>
+          <w:tab w:val="left" w:pos="3579"/>
+        </w:tabs>
+        <w:rPr>
+          <w:sz w:val="20"/>
+          <w:szCs w:val="20"/>
+        </w:rPr>
+      </w:pPr>
+      <w:r>
+        <w:rPr>
+          <w:sz w:val="20"/>
+          <w:szCs w:val="20"/>
+        </w:rPr>
+        <w:t>cookie - sessions are stored in secure, encrypted cookies.</w:t>
+      </w:r>
+    </w:p>
+    <w:p>
+      <w:pPr>
+        <w:numPr>
+          <w:ilvl w:val="0"/>
+          <w:numId w:val="14"/>
+        </w:numPr>
+        <w:tabs>
+          <w:tab w:val="left" w:pos="3579"/>
+        </w:tabs>
+        <w:rPr>
+          <w:sz w:val="20"/>
+          <w:szCs w:val="20"/>
+        </w:rPr>
+      </w:pPr>
+      <w:r>
+        <w:rPr>
+          <w:sz w:val="20"/>
+          <w:szCs w:val="20"/>
+        </w:rPr>
+        <w:t>database - sessions are stored in a relational database.</w:t>
+      </w:r>
+    </w:p>
+    <w:p>
+      <w:pPr>
+        <w:numPr>
+          <w:ilvl w:val="0"/>
+          <w:numId w:val="14"/>
+        </w:numPr>
+        <w:tabs>
+          <w:tab w:val="left" w:pos="3579"/>
+        </w:tabs>
+        <w:rPr>
+          <w:sz w:val="20"/>
+          <w:szCs w:val="20"/>
+        </w:rPr>
+      </w:pPr>
+      <w:proofErr w:type="spellStart"/>
+      <w:r>
+        <w:rPr>
+          <w:sz w:val="20"/>
+          <w:szCs w:val="20"/>
+        </w:rPr>
+        <w:t>memcached</w:t>
+      </w:r>
+      <w:proofErr w:type="spellEnd"/>
+      <w:r>
+        <w:rPr>
+          <w:sz w:val="20"/>
+          <w:szCs w:val="20"/>
+        </w:rPr>
+        <w:t> / </w:t>
+      </w:r>
+      <w:proofErr w:type="spellStart"/>
+      <w:r>
+        <w:rPr>
+          <w:sz w:val="20"/>
+          <w:szCs w:val="20"/>
+        </w:rPr>
+        <w:t>redis</w:t>
+      </w:r>
+      <w:proofErr w:type="spellEnd"/>
+      <w:r>
+        <w:rPr>
+          <w:sz w:val="20"/>
+          <w:szCs w:val="20"/>
+        </w:rPr>
+        <w:t> - sessions are stored in one of these fast, cache based stores.</w:t>
+      </w:r>
+    </w:p>
+    <w:p>
+      <w:pPr>
+        <w:numPr>
+          <w:ilvl w:val="0"/>
+          <w:numId w:val="14"/>
+        </w:numPr>
+        <w:tabs>
+          <w:tab w:val="left" w:pos="3579"/>
+        </w:tabs>
+        <w:rPr>
+          <w:sz w:val="20"/>
+          <w:szCs w:val="20"/>
+        </w:rPr>
+      </w:pPr>
+      <w:proofErr w:type="spellStart"/>
+      <w:r>
+        <w:rPr>
+          <w:sz w:val="20"/>
+          <w:szCs w:val="20"/>
+        </w:rPr>
+        <w:t>dynamodb</w:t>
+      </w:r>
+      <w:proofErr w:type="spellEnd"/>
+      <w:r>
+        <w:rPr>
+          <w:sz w:val="20"/>
+          <w:szCs w:val="20"/>
+        </w:rPr>
+        <w:t> - sessions are stored in AWS DynamoDB.</w:t>
+      </w:r>
+    </w:p>
+    <w:p>
+      <w:pPr>
+        <w:numPr>
+          <w:ilvl w:val="0"/>
+          <w:numId w:val="14"/>
+        </w:numPr>
+        <w:tabs>
+          <w:tab w:val="left" w:pos="3579"/>
+        </w:tabs>
+        <w:rPr>
+          <w:sz w:val="20"/>
+          <w:szCs w:val="20"/>
+        </w:rPr>
+      </w:pPr>
+      <w:r>
+        <w:rPr>
+          <w:sz w:val="20"/>
+          <w:szCs w:val="20"/>
+        </w:rPr>
+        <w:t>array - sessions are stored in a PHP array and will not be persisted.</w:t>
+      </w:r>
+    </w:p>
+    <w:p>
+      <w:pPr>
+        <w:pStyle w:val="ListParagraph"/>
+        <w:numPr>
+          <w:ilvl w:val="0"/>
+          <w:numId w:val="14"/>
+        </w:numPr>
+        <w:shd w:val="clear" w:color="auto" w:fill="2C2525"/>
+        <w:spacing w:after="0" w:line="285" w:lineRule="atLeast"/>
+        <w:rPr>
+          <w:rFonts w:ascii="Consolas" w:eastAsia="Times New Roman" w:hAnsi="Consolas" w:cs="Times New Roman"/>
+          <w:color w:val="FFF1F3"/>
+          <w:kern w:val="0"/>
+          <w:sz w:val="21"/>
+          <w:szCs w:val="21"/>
+          <w:lang w:eastAsia="en-IN"/>
+          <w14:ligatures w14:val="none"/>
+        </w:rPr>
+      </w:pPr>
+      <w:r>
+        <w:rPr>
+          <w:rFonts w:ascii="Consolas" w:eastAsia="Times New Roman" w:hAnsi="Consolas" w:cs="Times New Roman"/>
+          <w:color w:val="F38D70"/>
+          <w:kern w:val="0"/>
+          <w:sz w:val="21"/>
+          <w:szCs w:val="21"/>
+          <w:lang w:eastAsia="en-IN"/>
+          <w14:ligatures w14:val="none"/>
+        </w:rPr>
+        <w:t>&lt;?</w:t>
+      </w:r>
+      <w:proofErr w:type="spellStart"/>
+      <w:r>
+        <w:rPr>
+          <w:rFonts w:ascii="Consolas" w:eastAsia="Times New Roman" w:hAnsi="Consolas" w:cs="Times New Roman"/>
+          <w:color w:val="F38D70"/>
+          <w:kern w:val="0"/>
+          <w:sz w:val="21"/>
+          <w:szCs w:val="21"/>
+          <w:lang w:eastAsia="en-IN"/>
+          <w14:ligatures w14:val="none"/>
+        </w:rPr>
+        <w:t>php</w:t>
+      </w:r>
+      <w:proofErr w:type="spellEnd"/>
+    </w:p>
+    <w:p>
+      <w:pPr>
+        <w:pStyle w:val="ListParagraph"/>
+        <w:numPr>
+          <w:ilvl w:val="0"/>
+          <w:numId w:val="14"/>
+        </w:numPr>
+        <w:shd w:val="clear" w:color="auto" w:fill="2C2525"/>
+        <w:spacing w:after="0" w:line="285" w:lineRule="atLeast"/>
+        <w:rPr>
+          <w:rFonts w:ascii="Consolas" w:eastAsia="Times New Roman" w:hAnsi="Consolas" w:cs="Times New Roman"/>
+          <w:color w:val="FFF1F3"/>
+          <w:kern w:val="0"/>
+          <w:sz w:val="21"/>
+          <w:szCs w:val="21"/>
+          <w:lang w:eastAsia="en-IN"/>
+          <w14:ligatures w14:val="none"/>
+        </w:rPr>
+      </w:pPr>
+    </w:p>
+    <w:p>
+      <w:pPr>
+        <w:pStyle w:val="ListParagraph"/>
+        <w:numPr>
+          <w:ilvl w:val="0"/>
+          <w:numId w:val="14"/>
+        </w:numPr>
+        <w:shd w:val="clear" w:color="auto" w:fill="2C2525"/>
+        <w:spacing w:after="0" w:line="285" w:lineRule="atLeast"/>
+        <w:rPr>
+          <w:rFonts w:ascii="Consolas" w:eastAsia="Times New Roman" w:hAnsi="Consolas" w:cs="Times New Roman"/>
+          <w:color w:val="FFF1F3"/>
+          <w:kern w:val="0"/>
+          <w:sz w:val="21"/>
+          <w:szCs w:val="21"/>
+          <w:lang w:eastAsia="en-IN"/>
+          <w14:ligatures w14:val="none"/>
+        </w:rPr>
+      </w:pPr>
+      <w:r>
+        <w:rPr>
+          <w:rFonts w:ascii="Consolas" w:eastAsia="Times New Roman" w:hAnsi="Consolas" w:cs="Times New Roman"/>
+          <w:color w:val="FD6883"/>
+          <w:kern w:val="0"/>
+          <w:sz w:val="21"/>
+          <w:szCs w:val="21"/>
+          <w:lang w:eastAsia="en-IN"/>
+          <w14:ligatures w14:val="none"/>
+        </w:rPr>
+        <w:t>namespace</w:t>
+      </w:r>
+      <w:r>
+        <w:rPr>
+          <w:rFonts w:ascii="Consolas" w:eastAsia="Times New Roman" w:hAnsi="Consolas" w:cs="Times New Roman"/>
+          <w:color w:val="FFF1F3"/>
+          <w:kern w:val="0"/>
+          <w:sz w:val="21"/>
+          <w:szCs w:val="21"/>
+          <w:lang w:eastAsia="en-IN"/>
+          <w14:ligatures w14:val="none"/>
+        </w:rPr>
+        <w:t xml:space="preserve"> </w:t>
+      </w:r>
+      <w:r>
+        <w:rPr>
+          <w:rFonts w:ascii="Consolas" w:eastAsia="Times New Roman" w:hAnsi="Consolas" w:cs="Times New Roman"/>
+          <w:color w:val="85DACC"/>
+          <w:kern w:val="0"/>
+          <w:sz w:val="21"/>
+          <w:szCs w:val="21"/>
+          <w:lang w:eastAsia="en-IN"/>
+          <w14:ligatures w14:val="none"/>
+        </w:rPr>
+        <w:t>App</w:t>
+      </w:r>
+      <w:r>
+        <w:rPr>
+          <w:rFonts w:ascii="Consolas" w:eastAsia="Times New Roman" w:hAnsi="Consolas" w:cs="Times New Roman"/>
+          <w:color w:val="948A8B"/>
+          <w:kern w:val="0"/>
+          <w:sz w:val="21"/>
+          <w:szCs w:val="21"/>
+          <w:lang w:eastAsia="en-IN"/>
+          <w14:ligatures w14:val="none"/>
+        </w:rPr>
+        <w:t>\</w:t>
+      </w:r>
+      <w:r>
+        <w:rPr>
+          <w:rFonts w:ascii="Consolas" w:eastAsia="Times New Roman" w:hAnsi="Consolas" w:cs="Times New Roman"/>
+          <w:color w:val="85DACC"/>
+          <w:kern w:val="0"/>
+          <w:sz w:val="21"/>
+          <w:szCs w:val="21"/>
+          <w:lang w:eastAsia="en-IN"/>
+          <w14:ligatures w14:val="none"/>
+        </w:rPr>
+        <w:t>Http</w:t>
+      </w:r>
+      <w:r>
+        <w:rPr>
+          <w:rFonts w:ascii="Consolas" w:eastAsia="Times New Roman" w:hAnsi="Consolas" w:cs="Times New Roman"/>
+          <w:color w:val="948A8B"/>
+          <w:kern w:val="0"/>
+          <w:sz w:val="21"/>
+          <w:szCs w:val="21"/>
+          <w:lang w:eastAsia="en-IN"/>
+          <w14:ligatures w14:val="none"/>
+        </w:rPr>
+        <w:t>\</w:t>
+      </w:r>
+      <w:r>
+        <w:rPr>
+          <w:rFonts w:ascii="Consolas" w:eastAsia="Times New Roman" w:hAnsi="Consolas" w:cs="Times New Roman"/>
+          <w:color w:val="85DACC"/>
+          <w:kern w:val="0"/>
+          <w:sz w:val="21"/>
+          <w:szCs w:val="21"/>
+          <w:lang w:eastAsia="en-IN"/>
+          <w14:ligatures w14:val="none"/>
+        </w:rPr>
+        <w:t>Controllers</w:t>
+      </w:r>
+      <w:r>
+        <w:rPr>
+          <w:rFonts w:ascii="Consolas" w:eastAsia="Times New Roman" w:hAnsi="Consolas" w:cs="Times New Roman"/>
+          <w:color w:val="948A8B"/>
+          <w:kern w:val="0"/>
+          <w:sz w:val="21"/>
+          <w:szCs w:val="21"/>
+          <w:lang w:eastAsia="en-IN"/>
+          <w14:ligatures w14:val="none"/>
+        </w:rPr>
+        <w:t>;</w:t>
+      </w:r>
+    </w:p>
+    <w:p>
+      <w:pPr>
+        <w:pStyle w:val="ListParagraph"/>
+        <w:numPr>
+          <w:ilvl w:val="0"/>
+          <w:numId w:val="14"/>
+        </w:numPr>
+        <w:shd w:val="clear" w:color="auto" w:fill="2C2525"/>
+        <w:spacing w:after="0" w:line="285" w:lineRule="atLeast"/>
+        <w:rPr>
+          <w:rFonts w:ascii="Consolas" w:eastAsia="Times New Roman" w:hAnsi="Consolas" w:cs="Times New Roman"/>
+          <w:color w:val="FFF1F3"/>
+          <w:kern w:val="0"/>
+          <w:sz w:val="21"/>
+          <w:szCs w:val="21"/>
+          <w:lang w:eastAsia="en-IN"/>
+          <w14:ligatures w14:val="none"/>
+        </w:rPr>
+      </w:pPr>
+    </w:p>
+    <w:p>
+      <w:pPr>
+        <w:pStyle w:val="ListParagraph"/>
+        <w:numPr>
+          <w:ilvl w:val="0"/>
+          <w:numId w:val="14"/>
+        </w:numPr>
+        <w:shd w:val="clear" w:color="auto" w:fill="2C2525"/>
+        <w:spacing w:after="0" w:line="285" w:lineRule="atLeast"/>
+        <w:rPr>
+          <w:rFonts w:ascii="Consolas" w:eastAsia="Times New Roman" w:hAnsi="Consolas" w:cs="Times New Roman"/>
+          <w:color w:val="FFF1F3"/>
+          <w:kern w:val="0"/>
+          <w:sz w:val="21"/>
+          <w:szCs w:val="21"/>
+          <w:lang w:eastAsia="en-IN"/>
+          <w14:ligatures w14:val="none"/>
+        </w:rPr>
+      </w:pPr>
+      <w:r>
+        <w:rPr>
+          <w:rFonts w:ascii="Consolas" w:eastAsia="Times New Roman" w:hAnsi="Consolas" w:cs="Times New Roman"/>
+          <w:color w:val="FD6883"/>
+          <w:kern w:val="0"/>
+          <w:sz w:val="21"/>
+          <w:szCs w:val="21"/>
+          <w:lang w:eastAsia="en-IN"/>
+          <w14:ligatures w14:val="none"/>
+        </w:rPr>
+        <w:t>use</w:t>
+      </w:r>
+      <w:r>
+        <w:rPr>
+          <w:rFonts w:ascii="Consolas" w:eastAsia="Times New Roman" w:hAnsi="Consolas" w:cs="Times New Roman"/>
+          <w:color w:val="FFF1F3"/>
+          <w:kern w:val="0"/>
+          <w:sz w:val="21"/>
+          <w:szCs w:val="21"/>
+          <w:lang w:eastAsia="en-IN"/>
+          <w14:ligatures w14:val="none"/>
+        </w:rPr>
+        <w:t xml:space="preserve"> Illuminate</w:t>
+      </w:r>
+      <w:r>
+        <w:rPr>
+          <w:rFonts w:ascii="Consolas" w:eastAsia="Times New Roman" w:hAnsi="Consolas" w:cs="Times New Roman"/>
+          <w:color w:val="948A8B"/>
+          <w:kern w:val="0"/>
+          <w:sz w:val="21"/>
+          <w:szCs w:val="21"/>
+          <w:lang w:eastAsia="en-IN"/>
+          <w14:ligatures w14:val="none"/>
+        </w:rPr>
+        <w:t>\</w:t>
+      </w:r>
+      <w:r>
+        <w:rPr>
+          <w:rFonts w:ascii="Consolas" w:eastAsia="Times New Roman" w:hAnsi="Consolas" w:cs="Times New Roman"/>
+          <w:color w:val="FFF1F3"/>
+          <w:kern w:val="0"/>
+          <w:sz w:val="21"/>
+          <w:szCs w:val="21"/>
+          <w:lang w:eastAsia="en-IN"/>
+          <w14:ligatures w14:val="none"/>
+        </w:rPr>
+        <w:t>Http</w:t>
+      </w:r>
+      <w:r>
+        <w:rPr>
+          <w:rFonts w:ascii="Consolas" w:eastAsia="Times New Roman" w:hAnsi="Consolas" w:cs="Times New Roman"/>
+          <w:color w:val="948A8B"/>
+          <w:kern w:val="0"/>
+          <w:sz w:val="21"/>
+          <w:szCs w:val="21"/>
+          <w:lang w:eastAsia="en-IN"/>
+          <w14:ligatures w14:val="none"/>
+        </w:rPr>
+        <w:t>\</w:t>
+      </w:r>
+      <w:r>
+        <w:rPr>
+          <w:rFonts w:ascii="Consolas" w:eastAsia="Times New Roman" w:hAnsi="Consolas" w:cs="Times New Roman"/>
+          <w:color w:val="85DACC"/>
+          <w:kern w:val="0"/>
+          <w:sz w:val="21"/>
+          <w:szCs w:val="21"/>
+          <w:lang w:eastAsia="en-IN"/>
+          <w14:ligatures w14:val="none"/>
+        </w:rPr>
+        <w:t>Request</w:t>
+      </w:r>
+      <w:r>
+        <w:rPr>
+          <w:rFonts w:ascii="Consolas" w:eastAsia="Times New Roman" w:hAnsi="Consolas" w:cs="Times New Roman"/>
+          <w:color w:val="948A8B"/>
+          <w:kern w:val="0"/>
+          <w:sz w:val="21"/>
+          <w:szCs w:val="21"/>
+          <w:lang w:eastAsia="en-IN"/>
+          <w14:ligatures w14:val="none"/>
+        </w:rPr>
+        <w:t>;</w:t>
+      </w:r>
+    </w:p>
+    <w:p>
+      <w:pPr>
+        <w:pStyle w:val="ListParagraph"/>
+        <w:numPr>
+          <w:ilvl w:val="0"/>
+          <w:numId w:val="14"/>
+        </w:numPr>
+        <w:shd w:val="clear" w:color="auto" w:fill="2C2525"/>
+        <w:spacing w:after="0" w:line="285" w:lineRule="atLeast"/>
+        <w:rPr>
+          <w:rFonts w:ascii="Consolas" w:eastAsia="Times New Roman" w:hAnsi="Consolas" w:cs="Times New Roman"/>
+          <w:color w:val="FFF1F3"/>
+          <w:kern w:val="0"/>
+          <w:sz w:val="21"/>
+          <w:szCs w:val="21"/>
+          <w:lang w:eastAsia="en-IN"/>
+          <w14:ligatures w14:val="none"/>
+        </w:rPr>
+      </w:pPr>
+    </w:p>
+    <w:p>
+      <w:pPr>
+        <w:pStyle w:val="ListParagraph"/>
+        <w:numPr>
+          <w:ilvl w:val="0"/>
+          <w:numId w:val="14"/>
+        </w:numPr>
+        <w:shd w:val="clear" w:color="auto" w:fill="2C2525"/>
+        <w:spacing w:after="0" w:line="285" w:lineRule="atLeast"/>
+        <w:rPr>
+          <w:rFonts w:ascii="Consolas" w:eastAsia="Times New Roman" w:hAnsi="Consolas" w:cs="Times New Roman"/>
+          <w:color w:val="FFF1F3"/>
+          <w:kern w:val="0"/>
+          <w:sz w:val="21"/>
+          <w:szCs w:val="21"/>
+          <w:lang w:eastAsia="en-IN"/>
+          <w14:ligatures w14:val="none"/>
+        </w:rPr>
+      </w:pPr>
+      <w:r>
+        <w:rPr>
+          <w:rFonts w:ascii="Consolas" w:eastAsia="Times New Roman" w:hAnsi="Consolas" w:cs="Times New Roman"/>
+          <w:i/>
+          <w:iCs/>
+          <w:color w:val="85DACC"/>
+          <w:kern w:val="0"/>
+          <w:sz w:val="21"/>
+          <w:szCs w:val="21"/>
+          <w:lang w:eastAsia="en-IN"/>
+          <w14:ligatures w14:val="none"/>
+        </w:rPr>
+        <w:t>class</w:t>
+      </w:r>
+      <w:r>
+        <w:rPr>
+          <w:rFonts w:ascii="Consolas" w:eastAsia="Times New Roman" w:hAnsi="Consolas" w:cs="Times New Roman"/>
+          <w:color w:val="FFF1F3"/>
+          <w:kern w:val="0"/>
+          <w:sz w:val="21"/>
+          <w:szCs w:val="21"/>
+          <w:lang w:eastAsia="en-IN"/>
+          <w14:ligatures w14:val="none"/>
+        </w:rPr>
+        <w:t xml:space="preserve"> </w:t>
+      </w:r>
+      <w:r>
+        <w:rPr>
+          <w:rFonts w:ascii="Consolas" w:eastAsia="Times New Roman" w:hAnsi="Consolas" w:cs="Times New Roman"/>
+          <w:color w:val="85DACC"/>
+          <w:kern w:val="0"/>
+          <w:sz w:val="21"/>
+          <w:szCs w:val="21"/>
+          <w:lang w:eastAsia="en-IN"/>
+          <w14:ligatures w14:val="none"/>
+        </w:rPr>
+        <w:t>Session</w:t>
+      </w:r>
+      <w:r>
+        <w:rPr>
+          <w:rFonts w:ascii="Consolas" w:eastAsia="Times New Roman" w:hAnsi="Consolas" w:cs="Times New Roman"/>
+          <w:color w:val="FFF1F3"/>
+          <w:kern w:val="0"/>
+          <w:sz w:val="21"/>
+          <w:szCs w:val="21"/>
+          <w:lang w:eastAsia="en-IN"/>
+          <w14:ligatures w14:val="none"/>
+        </w:rPr>
+        <w:t xml:space="preserve"> </w:t>
+      </w:r>
+      <w:r>
+        <w:rPr>
+          <w:rFonts w:ascii="Consolas" w:eastAsia="Times New Roman" w:hAnsi="Consolas" w:cs="Times New Roman"/>
+          <w:i/>
+          <w:iCs/>
+          <w:color w:val="FD6883"/>
+          <w:kern w:val="0"/>
+          <w:sz w:val="21"/>
+          <w:szCs w:val="21"/>
+          <w:lang w:eastAsia="en-IN"/>
+          <w14:ligatures w14:val="none"/>
+        </w:rPr>
+        <w:t>extends</w:t>
+      </w:r>
+      <w:r>
+        <w:rPr>
+          <w:rFonts w:ascii="Consolas" w:eastAsia="Times New Roman" w:hAnsi="Consolas" w:cs="Times New Roman"/>
+          <w:color w:val="FFF1F3"/>
+          <w:kern w:val="0"/>
+          <w:sz w:val="21"/>
+          <w:szCs w:val="21"/>
+          <w:lang w:eastAsia="en-IN"/>
+          <w14:ligatures w14:val="none"/>
+        </w:rPr>
+        <w:t xml:space="preserve"> </w:t>
+      </w:r>
+      <w:r>
+        <w:rPr>
+          <w:rFonts w:ascii="Consolas" w:eastAsia="Times New Roman" w:hAnsi="Consolas" w:cs="Times New Roman"/>
+          <w:i/>
+          <w:iCs/>
+          <w:color w:val="85DACC"/>
+          <w:kern w:val="0"/>
+          <w:sz w:val="21"/>
+          <w:szCs w:val="21"/>
+          <w:lang w:eastAsia="en-IN"/>
+          <w14:ligatures w14:val="none"/>
+        </w:rPr>
+        <w:t>Controller</w:t>
+      </w:r>
+    </w:p>
+    <w:p>
+      <w:pPr>
+        <w:pStyle w:val="ListParagraph"/>
+        <w:numPr>
+          <w:ilvl w:val="0"/>
+          <w:numId w:val="14"/>
+        </w:numPr>
+        <w:shd w:val="clear" w:color="auto" w:fill="2C2525"/>
+        <w:spacing w:after="0" w:line="285" w:lineRule="atLeast"/>
+        <w:rPr>
+          <w:rFonts w:ascii="Consolas" w:eastAsia="Times New Roman" w:hAnsi="Consolas" w:cs="Times New Roman"/>
+          <w:color w:val="FFF1F3"/>
+          <w:kern w:val="0"/>
+          <w:sz w:val="21"/>
+          <w:szCs w:val="21"/>
+          <w:lang w:eastAsia="en-IN"/>
+          <w14:ligatures w14:val="none"/>
+        </w:rPr>
+      </w:pPr>
+      <w:r>
+        <w:rPr>
+          <w:rFonts w:ascii="Consolas" w:eastAsia="Times New Roman" w:hAnsi="Consolas" w:cs="Times New Roman"/>
+          <w:color w:val="948A8B"/>
+          <w:kern w:val="0"/>
+          <w:sz w:val="21"/>
+          <w:szCs w:val="21"/>
+          <w:lang w:eastAsia="en-IN"/>
+          <w14:ligatures w14:val="none"/>
+        </w:rPr>
+        <w:t>{</w:t>
+      </w:r>
+    </w:p>
+    <w:p>
+      <w:pPr>
+        <w:pStyle w:val="ListParagraph"/>
+        <w:numPr>
+          <w:ilvl w:val="0"/>
+          <w:numId w:val="14"/>
+        </w:numPr>
+        <w:shd w:val="clear" w:color="auto" w:fill="2C2525"/>
+        <w:spacing w:after="0" w:line="285" w:lineRule="atLeast"/>
+        <w:rPr>
+          <w:rFonts w:ascii="Consolas" w:eastAsia="Times New Roman" w:hAnsi="Consolas" w:cs="Times New Roman"/>
+          <w:color w:val="FFF1F3"/>
+          <w:kern w:val="0"/>
+          <w:sz w:val="21"/>
+          <w:szCs w:val="21"/>
+          <w:lang w:eastAsia="en-IN"/>
+          <w14:ligatures w14:val="none"/>
+        </w:rPr>
+      </w:pPr>
+      <w:r>
+        <w:rPr>
+          <w:rFonts w:ascii="Consolas" w:eastAsia="Times New Roman" w:hAnsi="Consolas" w:cs="Times New Roman"/>
+          <w:color w:val="FFF1F3"/>
+          <w:kern w:val="0"/>
+          <w:sz w:val="21"/>
+          <w:szCs w:val="21"/>
+          <w:lang w:eastAsia="en-IN"/>
+          <w14:ligatures w14:val="none"/>
+        </w:rPr>
+        <w:t xml:space="preserve">    </w:t>
+      </w:r>
+      <w:r>
+        <w:rPr>
+          <w:rFonts w:ascii="Consolas" w:eastAsia="Times New Roman" w:hAnsi="Consolas" w:cs="Times New Roman"/>
+          <w:i/>
+          <w:iCs/>
+          <w:color w:val="FD6883"/>
+          <w:kern w:val="0"/>
+          <w:sz w:val="21"/>
+          <w:szCs w:val="21"/>
+          <w:lang w:eastAsia="en-IN"/>
+          <w14:ligatures w14:val="none"/>
+        </w:rPr>
+        <w:t>public</w:t>
+      </w:r>
+      <w:r>
+        <w:rPr>
+          <w:rFonts w:ascii="Consolas" w:eastAsia="Times New Roman" w:hAnsi="Consolas" w:cs="Times New Roman"/>
+          <w:color w:val="FFF1F3"/>
+          <w:kern w:val="0"/>
+          <w:sz w:val="21"/>
+          <w:szCs w:val="21"/>
+          <w:lang w:eastAsia="en-IN"/>
+          <w14:ligatures w14:val="none"/>
+        </w:rPr>
+        <w:t xml:space="preserve"> </w:t>
+      </w:r>
+      <w:r>
+        <w:rPr>
+          <w:rFonts w:ascii="Consolas" w:eastAsia="Times New Roman" w:hAnsi="Consolas" w:cs="Times New Roman"/>
+          <w:i/>
+          <w:iCs/>
+          <w:color w:val="85DACC"/>
+          <w:kern w:val="0"/>
+          <w:sz w:val="21"/>
+          <w:szCs w:val="21"/>
+          <w:lang w:eastAsia="en-IN"/>
+          <w14:ligatures w14:val="none"/>
+        </w:rPr>
+        <w:t>function</w:t>
+      </w:r>
+      <w:r>
+        <w:rPr>
+          <w:rFonts w:ascii="Consolas" w:eastAsia="Times New Roman" w:hAnsi="Consolas" w:cs="Times New Roman"/>
+          <w:color w:val="FFF1F3"/>
+          <w:kern w:val="0"/>
+          <w:sz w:val="21"/>
+          <w:szCs w:val="21"/>
+          <w:lang w:eastAsia="en-IN"/>
+          <w14:ligatures w14:val="none"/>
+        </w:rPr>
+        <w:t xml:space="preserve"> </w:t>
+      </w:r>
+      <w:r>
+        <w:rPr>
+          <w:rFonts w:ascii="Consolas" w:eastAsia="Times New Roman" w:hAnsi="Consolas" w:cs="Times New Roman"/>
+          <w:color w:val="ADDA78"/>
+          <w:kern w:val="0"/>
+          <w:sz w:val="21"/>
+          <w:szCs w:val="21"/>
+          <w:lang w:eastAsia="en-IN"/>
+          <w14:ligatures w14:val="none"/>
+        </w:rPr>
+        <w:t>Login</w:t>
+      </w:r>
+      <w:r>
+        <w:rPr>
+          <w:rFonts w:ascii="Consolas" w:eastAsia="Times New Roman" w:hAnsi="Consolas" w:cs="Times New Roman"/>
+          <w:color w:val="948A8B"/>
+          <w:kern w:val="0"/>
+          <w:sz w:val="21"/>
+          <w:szCs w:val="21"/>
+          <w:lang w:eastAsia="en-IN"/>
+          <w14:ligatures w14:val="none"/>
+        </w:rPr>
+        <w:t>(</w:t>
+      </w:r>
+      <w:r>
+        <w:rPr>
+          <w:rFonts w:ascii="Consolas" w:eastAsia="Times New Roman" w:hAnsi="Consolas" w:cs="Times New Roman"/>
+          <w:color w:val="85DACC"/>
+          <w:kern w:val="0"/>
+          <w:sz w:val="21"/>
+          <w:szCs w:val="21"/>
+          <w:lang w:eastAsia="en-IN"/>
+          <w14:ligatures w14:val="none"/>
+        </w:rPr>
+        <w:t>Request</w:t>
+      </w:r>
+      <w:r>
+        <w:rPr>
+          <w:rFonts w:ascii="Consolas" w:eastAsia="Times New Roman" w:hAnsi="Consolas" w:cs="Times New Roman"/>
+          <w:color w:val="FFF1F3"/>
+          <w:kern w:val="0"/>
+          <w:sz w:val="21"/>
+          <w:szCs w:val="21"/>
+          <w:lang w:eastAsia="en-IN"/>
+          <w14:ligatures w14:val="none"/>
+        </w:rPr>
+        <w:t xml:space="preserve"> </w:t>
+      </w:r>
+      <w:r>
+        <w:rPr>
+          <w:rFonts w:ascii="Consolas" w:eastAsia="Times New Roman" w:hAnsi="Consolas" w:cs="Times New Roman"/>
+          <w:color w:val="C3B7B8"/>
+          <w:kern w:val="0"/>
+          <w:sz w:val="21"/>
+          <w:szCs w:val="21"/>
+          <w:lang w:eastAsia="en-IN"/>
+          <w14:ligatures w14:val="none"/>
+        </w:rPr>
+        <w:t>$</w:t>
+      </w:r>
+      <w:r>
+        <w:rPr>
+          <w:rFonts w:ascii="Consolas" w:eastAsia="Times New Roman" w:hAnsi="Consolas" w:cs="Times New Roman"/>
+          <w:color w:val="FFF1F3"/>
+          <w:kern w:val="0"/>
+          <w:sz w:val="21"/>
+          <w:szCs w:val="21"/>
+          <w:lang w:eastAsia="en-IN"/>
+          <w14:ligatures w14:val="none"/>
+        </w:rPr>
+        <w:t>request</w:t>
+      </w:r>
+      <w:r>
+        <w:rPr>
+          <w:rFonts w:ascii="Consolas" w:eastAsia="Times New Roman" w:hAnsi="Consolas" w:cs="Times New Roman"/>
+          <w:color w:val="948A8B"/>
+          <w:kern w:val="0"/>
+          <w:sz w:val="21"/>
+          <w:szCs w:val="21"/>
+          <w:lang w:eastAsia="en-IN"/>
+          <w14:ligatures w14:val="none"/>
+        </w:rPr>
+        <w:t>){</w:t>
+      </w:r>
+    </w:p>
+    <w:p>
+      <w:pPr>
+        <w:pStyle w:val="ListParagraph"/>
+        <w:numPr>
+          <w:ilvl w:val="0"/>
+          <w:numId w:val="14"/>
+        </w:numPr>
+        <w:shd w:val="clear" w:color="auto" w:fill="2C2525"/>
+        <w:spacing w:after="0" w:line="285" w:lineRule="atLeast"/>
+        <w:rPr>
+          <w:rFonts w:ascii="Consolas" w:eastAsia="Times New Roman" w:hAnsi="Consolas" w:cs="Times New Roman"/>
+          <w:color w:val="FFF1F3"/>
+          <w:kern w:val="0"/>
+          <w:sz w:val="21"/>
+          <w:szCs w:val="21"/>
+          <w:lang w:eastAsia="en-IN"/>
+          <w14:ligatures w14:val="none"/>
+        </w:rPr>
+      </w:pPr>
+      <w:r>
+        <w:rPr>
+          <w:rFonts w:ascii="Consolas" w:eastAsia="Times New Roman" w:hAnsi="Consolas" w:cs="Times New Roman"/>
+          <w:color w:val="FFF1F3"/>
+          <w:kern w:val="0"/>
+          <w:sz w:val="21"/>
+          <w:szCs w:val="21"/>
+          <w:lang w:eastAsia="en-IN"/>
+          <w14:ligatures w14:val="none"/>
+        </w:rPr>
+        <w:t xml:space="preserve">        </w:t>
+      </w:r>
+      <w:r>
+        <w:rPr>
+          <w:rFonts w:ascii="Consolas" w:eastAsia="Times New Roman" w:hAnsi="Consolas" w:cs="Times New Roman"/>
+          <w:color w:val="C3B7B8"/>
+          <w:kern w:val="0"/>
+          <w:sz w:val="21"/>
+          <w:szCs w:val="21"/>
+          <w:lang w:eastAsia="en-IN"/>
+          <w14:ligatures w14:val="none"/>
+        </w:rPr>
+        <w:t>$</w:t>
+      </w:r>
+      <w:r>
+        <w:rPr>
+          <w:rFonts w:ascii="Consolas" w:eastAsia="Times New Roman" w:hAnsi="Consolas" w:cs="Times New Roman"/>
+          <w:color w:val="FFF1F3"/>
+          <w:kern w:val="0"/>
+          <w:sz w:val="21"/>
+          <w:szCs w:val="21"/>
+          <w:lang w:eastAsia="en-IN"/>
+          <w14:ligatures w14:val="none"/>
+        </w:rPr>
+        <w:t>request</w:t>
+      </w:r>
+      <w:r>
+        <w:rPr>
+          <w:rFonts w:ascii="Consolas" w:eastAsia="Times New Roman" w:hAnsi="Consolas" w:cs="Times New Roman"/>
+          <w:color w:val="FD6883"/>
+          <w:kern w:val="0"/>
+          <w:sz w:val="21"/>
+          <w:szCs w:val="21"/>
+          <w:lang w:eastAsia="en-IN"/>
+          <w14:ligatures w14:val="none"/>
+        </w:rPr>
+        <w:t>-&gt;</w:t>
+      </w:r>
+      <w:r>
+        <w:rPr>
+          <w:rFonts w:ascii="Consolas" w:eastAsia="Times New Roman" w:hAnsi="Consolas" w:cs="Times New Roman"/>
+          <w:color w:val="ADDA78"/>
+          <w:kern w:val="0"/>
+          <w:sz w:val="21"/>
+          <w:szCs w:val="21"/>
+          <w:lang w:eastAsia="en-IN"/>
+          <w14:ligatures w14:val="none"/>
+        </w:rPr>
+        <w:t>session</w:t>
+      </w:r>
+      <w:r>
+        <w:rPr>
+          <w:rFonts w:ascii="Consolas" w:eastAsia="Times New Roman" w:hAnsi="Consolas" w:cs="Times New Roman"/>
+          <w:color w:val="948A8B"/>
+          <w:kern w:val="0"/>
+          <w:sz w:val="21"/>
+          <w:szCs w:val="21"/>
+          <w:lang w:eastAsia="en-IN"/>
+          <w14:ligatures w14:val="none"/>
+        </w:rPr>
+        <w:t>()</w:t>
+      </w:r>
+      <w:r>
+        <w:rPr>
+          <w:rFonts w:ascii="Consolas" w:eastAsia="Times New Roman" w:hAnsi="Consolas" w:cs="Times New Roman"/>
+          <w:color w:val="FD6883"/>
+          <w:kern w:val="0"/>
+          <w:sz w:val="21"/>
+          <w:szCs w:val="21"/>
+          <w:lang w:eastAsia="en-IN"/>
+          <w14:ligatures w14:val="none"/>
+        </w:rPr>
+        <w:t>-&gt;</w:t>
+      </w:r>
+      <w:r>
+        <w:rPr>
+          <w:rFonts w:ascii="Consolas" w:eastAsia="Times New Roman" w:hAnsi="Consolas" w:cs="Times New Roman"/>
+          <w:color w:val="ADDA78"/>
+          <w:kern w:val="0"/>
+          <w:sz w:val="21"/>
+          <w:szCs w:val="21"/>
+          <w:lang w:eastAsia="en-IN"/>
+          <w14:ligatures w14:val="none"/>
+        </w:rPr>
+        <w:t>put</w:t>
+      </w:r>
+      <w:r>
+        <w:rPr>
+          <w:rFonts w:ascii="Consolas" w:eastAsia="Times New Roman" w:hAnsi="Consolas" w:cs="Times New Roman"/>
+          <w:color w:val="948A8B"/>
+          <w:kern w:val="0"/>
+          <w:sz w:val="21"/>
+          <w:szCs w:val="21"/>
+          <w:lang w:eastAsia="en-IN"/>
+          <w14:ligatures w14:val="none"/>
+        </w:rPr>
+        <w:t>('</w:t>
+      </w:r>
+      <w:proofErr w:type="spellStart"/>
+      <w:r>
+        <w:rPr>
+          <w:rFonts w:ascii="Consolas" w:eastAsia="Times New Roman" w:hAnsi="Consolas" w:cs="Times New Roman"/>
+          <w:color w:val="F9CC6C"/>
+          <w:kern w:val="0"/>
+          <w:sz w:val="21"/>
+          <w:szCs w:val="21"/>
+          <w:lang w:eastAsia="en-IN"/>
+          <w14:ligatures w14:val="none"/>
+        </w:rPr>
+        <w:t>user</w:t>
+      </w:r>
+      <w:r>
+        <w:rPr>
+          <w:rFonts w:ascii="Consolas" w:eastAsia="Times New Roman" w:hAnsi="Consolas" w:cs="Times New Roman"/>
+          <w:color w:val="948A8B"/>
+          <w:kern w:val="0"/>
+          <w:sz w:val="21"/>
+          <w:szCs w:val="21"/>
+          <w:lang w:eastAsia="en-IN"/>
+          <w14:ligatures w14:val="none"/>
+        </w:rPr>
+        <w:t>',</w:t>
+      </w:r>
+      <w:r>
+        <w:rPr>
+          <w:rFonts w:ascii="Consolas" w:eastAsia="Times New Roman" w:hAnsi="Consolas" w:cs="Times New Roman"/>
+          <w:color w:val="C3B7B8"/>
+          <w:kern w:val="0"/>
+          <w:sz w:val="21"/>
+          <w:szCs w:val="21"/>
+          <w:lang w:eastAsia="en-IN"/>
+          <w14:ligatures w14:val="none"/>
+        </w:rPr>
+        <w:t>$</w:t>
+      </w:r>
+      <w:r>
+        <w:rPr>
+          <w:rFonts w:ascii="Consolas" w:eastAsia="Times New Roman" w:hAnsi="Consolas" w:cs="Times New Roman"/>
+          <w:color w:val="FFF1F3"/>
+          <w:kern w:val="0"/>
+          <w:sz w:val="21"/>
+          <w:szCs w:val="21"/>
+          <w:lang w:eastAsia="en-IN"/>
+          <w14:ligatures w14:val="none"/>
+        </w:rPr>
+        <w:t>request</w:t>
+      </w:r>
+      <w:proofErr w:type="spellEnd"/>
+      <w:r>
+        <w:rPr>
+          <w:rFonts w:ascii="Consolas" w:eastAsia="Times New Roman" w:hAnsi="Consolas" w:cs="Times New Roman"/>
+          <w:color w:val="FD6883"/>
+          <w:kern w:val="0"/>
+          <w:sz w:val="21"/>
+          <w:szCs w:val="21"/>
+          <w:lang w:eastAsia="en-IN"/>
+          <w14:ligatures w14:val="none"/>
+        </w:rPr>
+        <w:t>-&gt;</w:t>
+      </w:r>
+      <w:r>
+        <w:rPr>
+          <w:rFonts w:ascii="Consolas" w:eastAsia="Times New Roman" w:hAnsi="Consolas" w:cs="Times New Roman"/>
+          <w:color w:val="ADDA78"/>
+          <w:kern w:val="0"/>
+          <w:sz w:val="21"/>
+          <w:szCs w:val="21"/>
+          <w:lang w:eastAsia="en-IN"/>
+          <w14:ligatures w14:val="none"/>
+        </w:rPr>
+        <w:t>input</w:t>
+      </w:r>
+      <w:r>
+        <w:rPr>
+          <w:rFonts w:ascii="Consolas" w:eastAsia="Times New Roman" w:hAnsi="Consolas" w:cs="Times New Roman"/>
+          <w:color w:val="948A8B"/>
+          <w:kern w:val="0"/>
+          <w:sz w:val="21"/>
+          <w:szCs w:val="21"/>
+          <w:lang w:eastAsia="en-IN"/>
+          <w14:ligatures w14:val="none"/>
+        </w:rPr>
+        <w:t>('</w:t>
+      </w:r>
+      <w:r>
+        <w:rPr>
+          <w:rFonts w:ascii="Consolas" w:eastAsia="Times New Roman" w:hAnsi="Consolas" w:cs="Times New Roman"/>
+          <w:color w:val="F9CC6C"/>
+          <w:kern w:val="0"/>
+          <w:sz w:val="21"/>
+          <w:szCs w:val="21"/>
+          <w:lang w:eastAsia="en-IN"/>
+          <w14:ligatures w14:val="none"/>
+        </w:rPr>
+        <w:t>user</w:t>
+      </w:r>
+      <w:r>
+        <w:rPr>
+          <w:rFonts w:ascii="Consolas" w:eastAsia="Times New Roman" w:hAnsi="Consolas" w:cs="Times New Roman"/>
+          <w:color w:val="948A8B"/>
+          <w:kern w:val="0"/>
+          <w:sz w:val="21"/>
+          <w:szCs w:val="21"/>
+          <w:lang w:eastAsia="en-IN"/>
+          <w14:ligatures w14:val="none"/>
+        </w:rPr>
+        <w:t>'));</w:t>
+      </w:r>
+    </w:p>
+    <w:p>
+      <w:pPr>
+        <w:pStyle w:val="ListParagraph"/>
+        <w:numPr>
+          <w:ilvl w:val="0"/>
+          <w:numId w:val="14"/>
+        </w:numPr>
+        <w:shd w:val="clear" w:color="auto" w:fill="2C2525"/>
+        <w:spacing w:after="0" w:line="285" w:lineRule="atLeast"/>
+        <w:rPr>
+          <w:rFonts w:ascii="Consolas" w:eastAsia="Times New Roman" w:hAnsi="Consolas" w:cs="Times New Roman"/>
+          <w:color w:val="FFF1F3"/>
+          <w:kern w:val="0"/>
+          <w:sz w:val="21"/>
+          <w:szCs w:val="21"/>
+          <w:lang w:eastAsia="en-IN"/>
+          <w14:ligatures w14:val="none"/>
+        </w:rPr>
+      </w:pPr>
+      <w:r>
+        <w:rPr>
+          <w:rFonts w:ascii="Consolas" w:eastAsia="Times New Roman" w:hAnsi="Consolas" w:cs="Times New Roman"/>
+          <w:color w:val="FFF1F3"/>
+          <w:kern w:val="0"/>
+          <w:sz w:val="21"/>
+          <w:szCs w:val="21"/>
+          <w:lang w:eastAsia="en-IN"/>
+          <w14:ligatures w14:val="none"/>
+        </w:rPr>
+        <w:t>       </w:t>
+      </w:r>
+      <w:r>
+        <w:rPr>
+          <w:rFonts w:ascii="Consolas" w:eastAsia="Times New Roman" w:hAnsi="Consolas" w:cs="Times New Roman"/>
+          <w:color w:val="FD6883"/>
+          <w:kern w:val="0"/>
+          <w:sz w:val="21"/>
+          <w:szCs w:val="21"/>
+          <w:lang w:eastAsia="en-IN"/>
+          <w14:ligatures w14:val="none"/>
+        </w:rPr>
+        <w:t>return</w:t>
+      </w:r>
+      <w:r>
+        <w:rPr>
+          <w:rFonts w:ascii="Consolas" w:eastAsia="Times New Roman" w:hAnsi="Consolas" w:cs="Times New Roman"/>
+          <w:color w:val="FFF1F3"/>
+          <w:kern w:val="0"/>
+          <w:sz w:val="21"/>
+          <w:szCs w:val="21"/>
+          <w:lang w:eastAsia="en-IN"/>
+          <w14:ligatures w14:val="none"/>
+        </w:rPr>
+        <w:t xml:space="preserve"> </w:t>
+      </w:r>
+      <w:r>
+        <w:rPr>
+          <w:rFonts w:ascii="Consolas" w:eastAsia="Times New Roman" w:hAnsi="Consolas" w:cs="Times New Roman"/>
+          <w:color w:val="ADDA78"/>
+          <w:kern w:val="0"/>
+          <w:sz w:val="21"/>
+          <w:szCs w:val="21"/>
+          <w:lang w:eastAsia="en-IN"/>
+          <w14:ligatures w14:val="none"/>
+        </w:rPr>
+        <w:t>redirect</w:t>
+      </w:r>
+      <w:r>
+        <w:rPr>
+          <w:rFonts w:ascii="Consolas" w:eastAsia="Times New Roman" w:hAnsi="Consolas" w:cs="Times New Roman"/>
+          <w:color w:val="948A8B"/>
+          <w:kern w:val="0"/>
+          <w:sz w:val="21"/>
+          <w:szCs w:val="21"/>
+          <w:lang w:eastAsia="en-IN"/>
+          <w14:ligatures w14:val="none"/>
+        </w:rPr>
+        <w:t>('</w:t>
+      </w:r>
+      <w:r>
+        <w:rPr>
+          <w:rFonts w:ascii="Consolas" w:eastAsia="Times New Roman" w:hAnsi="Consolas" w:cs="Times New Roman"/>
+          <w:color w:val="F9CC6C"/>
+          <w:kern w:val="0"/>
+          <w:sz w:val="21"/>
+          <w:szCs w:val="21"/>
+          <w:lang w:eastAsia="en-IN"/>
+          <w14:ligatures w14:val="none"/>
+        </w:rPr>
+        <w:t>profile2</w:t>
+      </w:r>
+      <w:r>
+        <w:rPr>
+          <w:rFonts w:ascii="Consolas" w:eastAsia="Times New Roman" w:hAnsi="Consolas" w:cs="Times New Roman"/>
+          <w:color w:val="948A8B"/>
+          <w:kern w:val="0"/>
+          <w:sz w:val="21"/>
+          <w:szCs w:val="21"/>
+          <w:lang w:eastAsia="en-IN"/>
+          <w14:ligatures w14:val="none"/>
+        </w:rPr>
+        <w:t>');</w:t>
+      </w:r>
+    </w:p>
+    <w:p>
+      <w:pPr>
+        <w:pStyle w:val="ListParagraph"/>
+        <w:numPr>
+          <w:ilvl w:val="0"/>
+          <w:numId w:val="14"/>
+        </w:numPr>
+        <w:shd w:val="clear" w:color="auto" w:fill="2C2525"/>
+        <w:spacing w:after="0" w:line="285" w:lineRule="atLeast"/>
+        <w:rPr>
+          <w:rFonts w:ascii="Consolas" w:eastAsia="Times New Roman" w:hAnsi="Consolas" w:cs="Times New Roman"/>
+          <w:color w:val="FFF1F3"/>
+          <w:kern w:val="0"/>
+          <w:sz w:val="21"/>
+          <w:szCs w:val="21"/>
+          <w:lang w:eastAsia="en-IN"/>
+          <w14:ligatures w14:val="none"/>
+        </w:rPr>
+      </w:pPr>
+      <w:r>
+        <w:rPr>
+          <w:rFonts w:ascii="Consolas" w:eastAsia="Times New Roman" w:hAnsi="Consolas" w:cs="Times New Roman"/>
+          <w:color w:val="FFF1F3"/>
+          <w:kern w:val="0"/>
+          <w:sz w:val="21"/>
+          <w:szCs w:val="21"/>
+          <w:lang w:eastAsia="en-IN"/>
+          <w14:ligatures w14:val="none"/>
+        </w:rPr>
+        <w:t xml:space="preserve">    </w:t>
+      </w:r>
+      <w:r>
+        <w:rPr>
+          <w:rFonts w:ascii="Consolas" w:eastAsia="Times New Roman" w:hAnsi="Consolas" w:cs="Times New Roman"/>
+          <w:color w:val="948A8B"/>
+          <w:kern w:val="0"/>
+          <w:sz w:val="21"/>
+          <w:szCs w:val="21"/>
+          <w:lang w:eastAsia="en-IN"/>
+          <w14:ligatures w14:val="none"/>
+        </w:rPr>
+        <w:t>}</w:t>
+      </w:r>
+    </w:p>
+    <w:p>
+      <w:pPr>
+        <w:pStyle w:val="ListParagraph"/>
+        <w:numPr>
+          <w:ilvl w:val="0"/>
+          <w:numId w:val="14"/>
+        </w:numPr>
+        <w:shd w:val="clear" w:color="auto" w:fill="2C2525"/>
+        <w:spacing w:after="0" w:line="285" w:lineRule="atLeast"/>
+        <w:rPr>
+          <w:rFonts w:ascii="Consolas" w:eastAsia="Times New Roman" w:hAnsi="Consolas" w:cs="Times New Roman"/>
+          <w:color w:val="FFF1F3"/>
+          <w:kern w:val="0"/>
+          <w:sz w:val="21"/>
+          <w:szCs w:val="21"/>
+          <w:lang w:eastAsia="en-IN"/>
+          <w14:ligatures w14:val="none"/>
+        </w:rPr>
+      </w:pPr>
+      <w:r>
+        <w:rPr>
+          <w:rFonts w:ascii="Consolas" w:eastAsia="Times New Roman" w:hAnsi="Consolas" w:cs="Times New Roman"/>
+          <w:color w:val="948A8B"/>
+          <w:kern w:val="0"/>
+          <w:sz w:val="21"/>
+          <w:szCs w:val="21"/>
+          <w:lang w:eastAsia="en-IN"/>
+          <w14:ligatures w14:val="none"/>
+        </w:rPr>
+        <w:t>}</w:t>
+      </w:r>
+    </w:p>
+    <w:p>
+      <w:pPr>
+        <w:pStyle w:val="ListParagraph"/>
+        <w:numPr>
+          <w:ilvl w:val="0"/>
+          <w:numId w:val="14"/>
+        </w:numPr>
+        <w:shd w:val="clear" w:color="auto" w:fill="2C2525"/>
+        <w:spacing w:after="0" w:line="285" w:lineRule="atLeast"/>
+        <w:rPr>
+          <w:rFonts w:ascii="Consolas" w:eastAsia="Times New Roman" w:hAnsi="Consolas" w:cs="Times New Roman"/>
+          <w:color w:val="FFF1F3"/>
+          <w:kern w:val="0"/>
+          <w:sz w:val="21"/>
+          <w:szCs w:val="21"/>
+          <w:lang w:eastAsia="en-IN"/>
+          <w14:ligatures w14:val="none"/>
+        </w:rPr>
+      </w:pPr>
+    </w:p>
+    <w:p>
+      <w:pPr>
+        <w:tabs>
+          <w:tab w:val="left" w:pos="3579"/>
+        </w:tabs>
+        <w:rPr>
+          <w:sz w:val="20"/>
+          <w:szCs w:val="20"/>
+        </w:rPr>
+      </w:pPr>
+    </w:p>
+    <w:p>
+      <w:pPr>
+        <w:tabs>
+          <w:tab w:val="left" w:pos="3579"/>
+        </w:tabs>
+        <w:rPr>
+          <w:sz w:val="20"/>
+          <w:szCs w:val="20"/>
+        </w:rPr>
+      </w:pPr>
+      <w:r>
+        <w:rPr>
+          <w:sz w:val="20"/>
+          <w:szCs w:val="20"/>
+        </w:rPr>
+        <w:t>&lt;div&gt;</w:t>
+      </w:r>
+    </w:p>
+    <w:p>
+      <w:pPr>
+        <w:tabs>
+          <w:tab w:val="left" w:pos="3579"/>
+        </w:tabs>
+        <w:rPr>
+          <w:sz w:val="20"/>
+          <w:szCs w:val="20"/>
+        </w:rPr>
+      </w:pPr>
+      <w:r>
+        <w:rPr>
+          <w:sz w:val="20"/>
+          <w:szCs w:val="20"/>
+        </w:rPr>
+        <w:t xml:space="preserve">    &lt;form </w:t>
+      </w:r>
+      <w:r>
+        <w:rPr>
+          <w:i/>
+          <w:iCs/>
+          <w:sz w:val="20"/>
+          <w:szCs w:val="20"/>
+        </w:rPr>
+        <w:t>action</w:t>
+      </w:r>
+      <w:r>
+        <w:rPr>
+          <w:sz w:val="20"/>
+          <w:szCs w:val="20"/>
+        </w:rPr>
+        <w:t xml:space="preserve">="login2" </w:t>
+      </w:r>
+      <w:r>
+        <w:rPr>
+          <w:i/>
+          <w:iCs/>
+          <w:sz w:val="20"/>
+          <w:szCs w:val="20"/>
+        </w:rPr>
+        <w:t>method</w:t>
+      </w:r>
+      <w:r>
+        <w:rPr>
+          <w:sz w:val="20"/>
+          <w:szCs w:val="20"/>
+        </w:rPr>
+        <w:t>="post"&gt;</w:t>
+      </w:r>
+    </w:p>
+    <w:p>
+      <w:pPr>
+        <w:tabs>
+          <w:tab w:val="left" w:pos="3579"/>
+        </w:tabs>
+        <w:rPr>
+          <w:sz w:val="20"/>
+          <w:szCs w:val="20"/>
+        </w:rPr>
+      </w:pPr>
+      <w:r>
+        <w:rPr>
+          <w:sz w:val="20"/>
+          <w:szCs w:val="20"/>
+        </w:rPr>
+        <w:t>        @csrf</w:t>
+      </w:r>
+    </w:p>
+    <w:p>
+      <w:pPr>
+        <w:tabs>
+          <w:tab w:val="left" w:pos="3579"/>
+        </w:tabs>
+        <w:rPr>
+          <w:sz w:val="20"/>
+          <w:szCs w:val="20"/>
+        </w:rPr>
+      </w:pPr>
+      <w:r>
+        <w:rPr>
+          <w:sz w:val="20"/>
+          <w:szCs w:val="20"/>
+        </w:rPr>
+        <w:t xml:space="preserve">      &lt;input </w:t>
+      </w:r>
+      <w:r>
+        <w:rPr>
+          <w:i/>
+          <w:iCs/>
+          <w:sz w:val="20"/>
+          <w:szCs w:val="20"/>
+        </w:rPr>
+        <w:t>type</w:t>
+      </w:r>
+      <w:r>
+        <w:rPr>
+          <w:sz w:val="20"/>
+          <w:szCs w:val="20"/>
+        </w:rPr>
+        <w:t xml:space="preserve">="text" </w:t>
+      </w:r>
+      <w:r>
+        <w:rPr>
+          <w:i/>
+          <w:iCs/>
+          <w:sz w:val="20"/>
+          <w:szCs w:val="20"/>
+        </w:rPr>
+        <w:t>name</w:t>
+      </w:r>
+      <w:r>
+        <w:rPr>
+          <w:sz w:val="20"/>
+          <w:szCs w:val="20"/>
+        </w:rPr>
+        <w:t>="user"&gt;</w:t>
+      </w:r>
+    </w:p>
+    <w:p>
+      <w:pPr>
+        <w:tabs>
+          <w:tab w:val="left" w:pos="3579"/>
+        </w:tabs>
+        <w:rPr>
+          <w:sz w:val="20"/>
+          <w:szCs w:val="20"/>
+        </w:rPr>
+      </w:pPr>
+      <w:r>
+        <w:rPr>
+          <w:sz w:val="20"/>
+          <w:szCs w:val="20"/>
+        </w:rPr>
+        <w:t>      &lt;</w:t>
+      </w:r>
+      <w:proofErr w:type="spellStart"/>
+      <w:r>
+        <w:rPr>
+          <w:sz w:val="20"/>
+          <w:szCs w:val="20"/>
+        </w:rPr>
+        <w:t>br</w:t>
+      </w:r>
+      <w:proofErr w:type="spellEnd"/>
+      <w:r>
+        <w:rPr>
+          <w:sz w:val="20"/>
+          <w:szCs w:val="20"/>
+        </w:rPr>
+        <w:t>&gt;</w:t>
+      </w:r>
+    </w:p>
+    <w:p>
+      <w:pPr>
+        <w:tabs>
+          <w:tab w:val="left" w:pos="3579"/>
+        </w:tabs>
+        <w:rPr>
+          <w:sz w:val="20"/>
+          <w:szCs w:val="20"/>
+        </w:rPr>
+      </w:pPr>
+      <w:r>
+        <w:rPr>
+          <w:sz w:val="20"/>
+          <w:szCs w:val="20"/>
+        </w:rPr>
+        <w:t>      &lt;</w:t>
+      </w:r>
+      <w:proofErr w:type="spellStart"/>
+      <w:r>
+        <w:rPr>
+          <w:sz w:val="20"/>
+          <w:szCs w:val="20"/>
+        </w:rPr>
+        <w:t>br</w:t>
+      </w:r>
+      <w:proofErr w:type="spellEnd"/>
+      <w:r>
+        <w:rPr>
+          <w:sz w:val="20"/>
+          <w:szCs w:val="20"/>
+        </w:rPr>
+        <w:t>&gt;</w:t>
+      </w:r>
+    </w:p>
+    <w:p>
+      <w:pPr>
+        <w:tabs>
+          <w:tab w:val="left" w:pos="3579"/>
+        </w:tabs>
+        <w:rPr>
+          <w:sz w:val="20"/>
+          <w:szCs w:val="20"/>
+        </w:rPr>
+      </w:pPr>
+      <w:r>
+        <w:rPr>
+          <w:sz w:val="20"/>
+          <w:szCs w:val="20"/>
+        </w:rPr>
+        <w:t xml:space="preserve">      &lt;input </w:t>
+      </w:r>
+      <w:r>
+        <w:rPr>
+          <w:i/>
+          <w:iCs/>
+          <w:sz w:val="20"/>
+          <w:szCs w:val="20"/>
+        </w:rPr>
+        <w:t>type</w:t>
+      </w:r>
+      <w:r>
+        <w:rPr>
+          <w:sz w:val="20"/>
+          <w:szCs w:val="20"/>
+        </w:rPr>
+        <w:t xml:space="preserve">="password" </w:t>
+      </w:r>
+      <w:r>
+        <w:rPr>
+          <w:i/>
+          <w:iCs/>
+          <w:sz w:val="20"/>
+          <w:szCs w:val="20"/>
+        </w:rPr>
+        <w:t>name</w:t>
+      </w:r>
+      <w:r>
+        <w:rPr>
+          <w:sz w:val="20"/>
+          <w:szCs w:val="20"/>
+        </w:rPr>
+        <w:t>="password"&gt;</w:t>
+      </w:r>
+    </w:p>
+    <w:p>
+      <w:pPr>
+        <w:tabs>
+          <w:tab w:val="left" w:pos="3579"/>
+        </w:tabs>
+        <w:rPr>
+          <w:sz w:val="20"/>
+          <w:szCs w:val="20"/>
+        </w:rPr>
+      </w:pPr>
+      <w:r>
+        <w:rPr>
+          <w:sz w:val="20"/>
+          <w:szCs w:val="20"/>
+        </w:rPr>
+        <w:t>      &lt;</w:t>
+      </w:r>
+      <w:proofErr w:type="spellStart"/>
+      <w:r>
+        <w:rPr>
+          <w:sz w:val="20"/>
+          <w:szCs w:val="20"/>
+        </w:rPr>
+        <w:t>br</w:t>
+      </w:r>
+      <w:proofErr w:type="spellEnd"/>
+      <w:r>
+        <w:rPr>
+          <w:sz w:val="20"/>
+          <w:szCs w:val="20"/>
+        </w:rPr>
+        <w:t>&gt;</w:t>
+      </w:r>
+    </w:p>
+    <w:p>
+      <w:pPr>
+        <w:tabs>
+          <w:tab w:val="left" w:pos="3579"/>
+        </w:tabs>
+        <w:rPr>
+          <w:sz w:val="20"/>
+          <w:szCs w:val="20"/>
+        </w:rPr>
+      </w:pPr>
+      <w:r>
+        <w:rPr>
+          <w:sz w:val="20"/>
+          <w:szCs w:val="20"/>
+        </w:rPr>
+        <w:t>      &lt;</w:t>
+      </w:r>
+      <w:proofErr w:type="spellStart"/>
+      <w:r>
+        <w:rPr>
+          <w:sz w:val="20"/>
+          <w:szCs w:val="20"/>
+        </w:rPr>
+        <w:t>br</w:t>
+      </w:r>
+      <w:proofErr w:type="spellEnd"/>
+      <w:r>
+        <w:rPr>
+          <w:sz w:val="20"/>
+          <w:szCs w:val="20"/>
+        </w:rPr>
+        <w:t>&gt;</w:t>
+      </w:r>
+    </w:p>
+    <w:p>
+      <w:pPr>
+        <w:tabs>
+          <w:tab w:val="left" w:pos="3579"/>
+        </w:tabs>
+        <w:rPr>
+          <w:sz w:val="20"/>
+          <w:szCs w:val="20"/>
+        </w:rPr>
+      </w:pPr>
+      <w:r>
+        <w:rPr>
+          <w:sz w:val="20"/>
+          <w:szCs w:val="20"/>
+        </w:rPr>
+        <w:t xml:space="preserve">      &lt;input </w:t>
+      </w:r>
+      <w:r>
+        <w:rPr>
+          <w:i/>
+          <w:iCs/>
+          <w:sz w:val="20"/>
+          <w:szCs w:val="20"/>
+        </w:rPr>
+        <w:t>type</w:t>
+      </w:r>
+      <w:r>
+        <w:rPr>
+          <w:sz w:val="20"/>
+          <w:szCs w:val="20"/>
+        </w:rPr>
+        <w:t>="submit"&gt;</w:t>
+      </w:r>
+    </w:p>
+    <w:p>
+      <w:pPr>
+        <w:tabs>
+          <w:tab w:val="left" w:pos="3579"/>
+        </w:tabs>
+        <w:rPr>
+          <w:sz w:val="20"/>
+          <w:szCs w:val="20"/>
+        </w:rPr>
+      </w:pPr>
+    </w:p>
+    <w:p>
+      <w:pPr>
+        <w:tabs>
+          <w:tab w:val="left" w:pos="3579"/>
+        </w:tabs>
+        <w:rPr>
+          <w:sz w:val="20"/>
+          <w:szCs w:val="20"/>
+        </w:rPr>
+      </w:pPr>
+      <w:r>
+        <w:rPr>
+          <w:sz w:val="20"/>
+          <w:szCs w:val="20"/>
+        </w:rPr>
+        <w:t>&lt;/div&gt;</w:t>
+      </w:r>
+    </w:p>
+    <w:p>
+      <w:pPr>
+        <w:tabs>
+          <w:tab w:val="left" w:pos="3579"/>
+        </w:tabs>
+        <w:rPr>
+          <w:sz w:val="20"/>
+          <w:szCs w:val="20"/>
+        </w:rPr>
+      </w:pPr>
+    </w:p>
+    <w:p>
+      <w:pPr>
+        <w:tabs>
+          <w:tab w:val="left" w:pos="3579"/>
+        </w:tabs>
+        <w:rPr>
+          <w:sz w:val="20"/>
+          <w:szCs w:val="20"/>
+        </w:rPr>
+      </w:pPr>
+    </w:p>
+    <w:p>
+      <w:pPr>
+        <w:tabs>
+          <w:tab w:val="left" w:pos="3579"/>
+        </w:tabs>
+        <w:rPr>
+          <w:sz w:val="20"/>
+          <w:szCs w:val="20"/>
+        </w:rPr>
+      </w:pPr>
+      <w:r>
+        <w:rPr>
+          <w:sz w:val="20"/>
+          <w:szCs w:val="20"/>
+        </w:rPr>
+        <w:t>Route::view('login2','LoginSession');</w:t>
+      </w:r>
+    </w:p>
+    <w:p>
+      <w:pPr>
+        <w:tabs>
+          <w:tab w:val="left" w:pos="3579"/>
+        </w:tabs>
+        <w:rPr>
+          <w:sz w:val="20"/>
+          <w:szCs w:val="20"/>
+        </w:rPr>
+      </w:pPr>
+      <w:r>
+        <w:rPr>
+          <w:sz w:val="20"/>
+          <w:szCs w:val="20"/>
+        </w:rPr>
+        <w:t>Route::view('profile2','profile');</w:t>
+      </w:r>
+    </w:p>
+    <w:p>
+      <w:pPr>
+        <w:tabs>
+          <w:tab w:val="left" w:pos="3579"/>
+        </w:tabs>
+        <w:rPr>
+          <w:sz w:val="20"/>
+          <w:szCs w:val="20"/>
+        </w:rPr>
+      </w:pPr>
+    </w:p>
+    <w:p>
+      <w:pPr>
+        <w:tabs>
+          <w:tab w:val="left" w:pos="3579"/>
+        </w:tabs>
+        <w:rPr>
+          <w:sz w:val="20"/>
+          <w:szCs w:val="20"/>
+        </w:rPr>
+      </w:pPr>
+      <w:r>
+        <w:rPr>
+          <w:sz w:val="20"/>
+          <w:szCs w:val="20"/>
+        </w:rPr>
+        <w:t>Route::post('login2',[Session::</w:t>
+      </w:r>
+      <w:proofErr w:type="spellStart"/>
+      <w:r>
+        <w:rPr>
+          <w:sz w:val="20"/>
+          <w:szCs w:val="20"/>
+        </w:rPr>
+        <w:t>class,'login</w:t>
+      </w:r>
+      <w:proofErr w:type="spellEnd"/>
+      <w:r>
+        <w:rPr>
+          <w:sz w:val="20"/>
+          <w:szCs w:val="20"/>
+        </w:rPr>
+        <w:t>']);</w:t>
+      </w:r>
+    </w:p>
+    <w:p>
+      <w:pPr>
+        <w:tabs>
+          <w:tab w:val="left" w:pos="3579"/>
+        </w:tabs>
+        <w:rPr>
+          <w:sz w:val="20"/>
+          <w:szCs w:val="20"/>
+        </w:rPr>
+      </w:pPr>
+    </w:p>
+    <w:p>
+      <w:pPr>
+        <w:tabs>
+          <w:tab w:val="left" w:pos="3579"/>
+        </w:tabs>
+        <w:rPr>
+          <w:sz w:val="20"/>
+          <w:szCs w:val="20"/>
+        </w:rPr>
+      </w:pPr>
+      <w:r>
+        <w:rPr>
+          <w:sz w:val="20"/>
+          <w:szCs w:val="20"/>
+        </w:rPr>
+        <w:t>&lt;div&gt;</w:t>
+      </w:r>
+    </w:p>
+    <w:p>
+      <w:pPr>
+        <w:tabs>
+          <w:tab w:val="left" w:pos="3579"/>
+        </w:tabs>
+        <w:rPr>
+          <w:sz w:val="20"/>
+          <w:szCs w:val="20"/>
+        </w:rPr>
+      </w:pPr>
+      <w:r>
+        <w:rPr>
+          <w:sz w:val="20"/>
+          <w:szCs w:val="20"/>
+        </w:rPr>
+        <w:t>    &lt;h1&gt;</w:t>
+      </w:r>
+    </w:p>
+    <w:p>
+      <w:pPr>
+        <w:tabs>
+          <w:tab w:val="left" w:pos="3579"/>
+        </w:tabs>
+        <w:rPr>
+          <w:sz w:val="20"/>
+          <w:szCs w:val="20"/>
+        </w:rPr>
+      </w:pPr>
+      <w:r>
+        <w:rPr>
+          <w:sz w:val="20"/>
+          <w:szCs w:val="20"/>
+        </w:rPr>
+        <w:t>        profile Page</w:t>
+      </w:r>
+    </w:p>
+    <w:p>
+      <w:pPr>
+        <w:tabs>
+          <w:tab w:val="left" w:pos="3579"/>
+        </w:tabs>
+        <w:rPr>
+          <w:sz w:val="20"/>
+          <w:szCs w:val="20"/>
+        </w:rPr>
+      </w:pPr>
+      <w:r>
+        <w:rPr>
+          <w:sz w:val="20"/>
+          <w:szCs w:val="20"/>
+        </w:rPr>
+        <w:t>    &lt;/h1&gt;</w:t>
+      </w:r>
+    </w:p>
+    <w:p>
+      <w:pPr>
+        <w:tabs>
+          <w:tab w:val="left" w:pos="3579"/>
+        </w:tabs>
+        <w:rPr>
+          <w:sz w:val="20"/>
+          <w:szCs w:val="20"/>
+        </w:rPr>
+      </w:pPr>
+      <w:r>
+        <w:rPr>
+          <w:sz w:val="20"/>
+          <w:szCs w:val="20"/>
+        </w:rPr>
+        <w:lastRenderedPageBreak/>
+        <w:t xml:space="preserve">    </w:t>
+      </w:r>
+    </w:p>
+    <w:p>
+      <w:pPr>
+        <w:tabs>
+          <w:tab w:val="left" w:pos="3579"/>
+        </w:tabs>
+        <w:rPr>
+          <w:sz w:val="20"/>
+          <w:szCs w:val="20"/>
+        </w:rPr>
+      </w:pPr>
+    </w:p>
+    <w:p>
+      <w:pPr>
+        <w:tabs>
+          <w:tab w:val="left" w:pos="3579"/>
+        </w:tabs>
+        <w:rPr>
+          <w:sz w:val="20"/>
+          <w:szCs w:val="20"/>
+        </w:rPr>
+      </w:pPr>
+      <w:r>
+        <w:rPr>
+          <w:sz w:val="20"/>
+          <w:szCs w:val="20"/>
+        </w:rPr>
+        <w:t>    @if (session('user'))</w:t>
+      </w:r>
+    </w:p>
+    <w:p>
+      <w:pPr>
+        <w:tabs>
+          <w:tab w:val="left" w:pos="3579"/>
+        </w:tabs>
+        <w:rPr>
+          <w:sz w:val="20"/>
+          <w:szCs w:val="20"/>
+        </w:rPr>
+      </w:pPr>
+      <w:r>
+        <w:rPr>
+          <w:sz w:val="20"/>
+          <w:szCs w:val="20"/>
+        </w:rPr>
+        <w:t>    &lt;h1&gt;welcome {{session('user')}}&lt;/h1&gt;</w:t>
+      </w:r>
+    </w:p>
+    <w:p>
+      <w:pPr>
+        <w:tabs>
+          <w:tab w:val="left" w:pos="3579"/>
+        </w:tabs>
+        <w:rPr>
+          <w:sz w:val="20"/>
+          <w:szCs w:val="20"/>
+        </w:rPr>
+      </w:pPr>
+      <w:r>
+        <w:rPr>
+          <w:sz w:val="20"/>
+          <w:szCs w:val="20"/>
+        </w:rPr>
+        <w:t>    @else    </w:t>
+      </w:r>
+    </w:p>
+    <w:p>
+      <w:pPr>
+        <w:tabs>
+          <w:tab w:val="left" w:pos="3579"/>
+        </w:tabs>
+        <w:rPr>
+          <w:sz w:val="20"/>
+          <w:szCs w:val="20"/>
+        </w:rPr>
+      </w:pPr>
+      <w:r>
+        <w:rPr>
+          <w:sz w:val="20"/>
+          <w:szCs w:val="20"/>
+        </w:rPr>
+        <w:t>    &lt;h1&gt;No user found &lt;/h1&gt;</w:t>
+      </w:r>
+    </w:p>
+    <w:p>
+      <w:pPr>
+        <w:tabs>
+          <w:tab w:val="left" w:pos="3579"/>
+        </w:tabs>
+        <w:rPr>
+          <w:sz w:val="20"/>
+          <w:szCs w:val="20"/>
+        </w:rPr>
+      </w:pPr>
+      <w:r>
+        <w:rPr>
+          <w:sz w:val="20"/>
+          <w:szCs w:val="20"/>
+        </w:rPr>
+        <w:t>    @endif</w:t>
+      </w:r>
+    </w:p>
+    <w:p>
+      <w:pPr>
+        <w:tabs>
+          <w:tab w:val="left" w:pos="3579"/>
+        </w:tabs>
+        <w:rPr>
+          <w:sz w:val="20"/>
+          <w:szCs w:val="20"/>
+        </w:rPr>
+      </w:pPr>
+      <w:r>
+        <w:rPr>
+          <w:sz w:val="20"/>
+          <w:szCs w:val="20"/>
+        </w:rPr>
+        <w:t>&lt;/div&gt;</w:t>
+      </w:r>
+    </w:p>
+    <w:p>
+      <w:pPr>
+        <w:tabs>
+          <w:tab w:val="left" w:pos="3579"/>
+        </w:tabs>
+        <w:rPr>
+          <w:sz w:val="20"/>
+          <w:szCs w:val="20"/>
+        </w:rPr>
+      </w:pPr>
+    </w:p>
+    <w:p>
+      <w:pPr>
+        <w:tabs>
+          <w:tab w:val="left" w:pos="3579"/>
+        </w:tabs>
+        <w:rPr>
+          <w:sz w:val="20"/>
+          <w:szCs w:val="20"/>
+        </w:rPr>
+      </w:pPr>
+      <w:r>
+        <w:rPr>
+          <w:sz w:val="20"/>
+          <w:szCs w:val="20"/>
+        </w:rPr>
+        <w:t xml:space="preserve">VALIDATION </w:t>
+      </w:r>
+    </w:p>
     <w:sectPr>
       <w:pgSz w:w="11906" w:h="16838"/>
       <w:pgMar w:top="1440" w:right="1440" w:bottom="1440" w:left="1440" w:header="708" w:footer="708" w:gutter="0"/>
@@ -24193,9 +27436,9 @@
     </w:lvl>
   </w:abstractNum>
   <w:abstractNum w:abstractNumId="5" w15:restartNumberingAfterBreak="0">
-    <w:nsid w:val="47D150AC"/>
+    <w:nsid w:val="31281A33"/>
     <w:multiLevelType w:val="multilevel"/>
-    <w:tmpl w:val="42EA94AE"/>
+    <w:tmpl w:val="A99C59D0"/>
     <w:lvl w:ilvl="0">
       <w:start w:val="1"/>
       <w:numFmt w:val="bullet"/>
@@ -24342,9 +27585,9 @@
     </w:lvl>
   </w:abstractNum>
   <w:abstractNum w:abstractNumId="6" w15:restartNumberingAfterBreak="0">
-    <w:nsid w:val="4B140385"/>
+    <w:nsid w:val="47D150AC"/>
     <w:multiLevelType w:val="multilevel"/>
-    <w:tmpl w:val="519636F0"/>
+    <w:tmpl w:val="42EA94AE"/>
     <w:lvl w:ilvl="0">
       <w:start w:val="1"/>
       <w:numFmt w:val="bullet"/>
@@ -24491,9 +27734,9 @@
     </w:lvl>
   </w:abstractNum>
   <w:abstractNum w:abstractNumId="7" w15:restartNumberingAfterBreak="0">
-    <w:nsid w:val="53D841CB"/>
+    <w:nsid w:val="4B140385"/>
     <w:multiLevelType w:val="multilevel"/>
-    <w:tmpl w:val="A16EA706"/>
+    <w:tmpl w:val="519636F0"/>
     <w:lvl w:ilvl="0">
       <w:start w:val="1"/>
       <w:numFmt w:val="bullet"/>
@@ -24640,6 +27883,155 @@
     </w:lvl>
   </w:abstractNum>
   <w:abstractNum w:abstractNumId="8" w15:restartNumberingAfterBreak="0">
+    <w:nsid w:val="53D841CB"/>
+    <w:multiLevelType w:val="multilevel"/>
+    <w:tmpl w:val="A16EA706"/>
+    <w:lvl w:ilvl="0">
+      <w:start w:val="1"/>
+      <w:numFmt w:val="bullet"/>
+      <w:lvlText w:val=""/>
+      <w:lvlJc w:val="left"/>
+      <w:pPr>
+        <w:tabs>
+          <w:tab w:val="num" w:pos="720"/>
+        </w:tabs>
+        <w:ind w:left="720" w:hanging="360"/>
+      </w:pPr>
+      <w:rPr>
+        <w:rFonts w:ascii="Symbol" w:hAnsi="Symbol" w:hint="default"/>
+        <w:sz w:val="20"/>
+      </w:rPr>
+    </w:lvl>
+    <w:lvl w:ilvl="1" w:tentative="1">
+      <w:start w:val="1"/>
+      <w:numFmt w:val="bullet"/>
+      <w:lvlText w:val="o"/>
+      <w:lvlJc w:val="left"/>
+      <w:pPr>
+        <w:tabs>
+          <w:tab w:val="num" w:pos="1440"/>
+        </w:tabs>
+        <w:ind w:left="1440" w:hanging="360"/>
+      </w:pPr>
+      <w:rPr>
+        <w:rFonts w:ascii="Courier New" w:hAnsi="Courier New" w:hint="default"/>
+        <w:sz w:val="20"/>
+      </w:rPr>
+    </w:lvl>
+    <w:lvl w:ilvl="2" w:tentative="1">
+      <w:start w:val="1"/>
+      <w:numFmt w:val="bullet"/>
+      <w:lvlText w:val=""/>
+      <w:lvlJc w:val="left"/>
+      <w:pPr>
+        <w:tabs>
+          <w:tab w:val="num" w:pos="2160"/>
+        </w:tabs>
+        <w:ind w:left="2160" w:hanging="360"/>
+      </w:pPr>
+      <w:rPr>
+        <w:rFonts w:ascii="Wingdings" w:hAnsi="Wingdings" w:hint="default"/>
+        <w:sz w:val="20"/>
+      </w:rPr>
+    </w:lvl>
+    <w:lvl w:ilvl="3" w:tentative="1">
+      <w:start w:val="1"/>
+      <w:numFmt w:val="bullet"/>
+      <w:lvlText w:val=""/>
+      <w:lvlJc w:val="left"/>
+      <w:pPr>
+        <w:tabs>
+          <w:tab w:val="num" w:pos="2880"/>
+        </w:tabs>
+        <w:ind w:left="2880" w:hanging="360"/>
+      </w:pPr>
+      <w:rPr>
+        <w:rFonts w:ascii="Wingdings" w:hAnsi="Wingdings" w:hint="default"/>
+        <w:sz w:val="20"/>
+      </w:rPr>
+    </w:lvl>
+    <w:lvl w:ilvl="4" w:tentative="1">
+      <w:start w:val="1"/>
+      <w:numFmt w:val="bullet"/>
+      <w:lvlText w:val=""/>
+      <w:lvlJc w:val="left"/>
+      <w:pPr>
+        <w:tabs>
+          <w:tab w:val="num" w:pos="3600"/>
+        </w:tabs>
+        <w:ind w:left="3600" w:hanging="360"/>
+      </w:pPr>
+      <w:rPr>
+        <w:rFonts w:ascii="Wingdings" w:hAnsi="Wingdings" w:hint="default"/>
+        <w:sz w:val="20"/>
+      </w:rPr>
+    </w:lvl>
+    <w:lvl w:ilvl="5" w:tentative="1">
+      <w:start w:val="1"/>
+      <w:numFmt w:val="bullet"/>
+      <w:lvlText w:val=""/>
+      <w:lvlJc w:val="left"/>
+      <w:pPr>
+        <w:tabs>
+          <w:tab w:val="num" w:pos="4320"/>
+        </w:tabs>
+        <w:ind w:left="4320" w:hanging="360"/>
+      </w:pPr>
+      <w:rPr>
+        <w:rFonts w:ascii="Wingdings" w:hAnsi="Wingdings" w:hint="default"/>
+        <w:sz w:val="20"/>
+      </w:rPr>
+    </w:lvl>
+    <w:lvl w:ilvl="6" w:tentative="1">
+      <w:start w:val="1"/>
+      <w:numFmt w:val="bullet"/>
+      <w:lvlText w:val=""/>
+      <w:lvlJc w:val="left"/>
+      <w:pPr>
+        <w:tabs>
+          <w:tab w:val="num" w:pos="5040"/>
+        </w:tabs>
+        <w:ind w:left="5040" w:hanging="360"/>
+      </w:pPr>
+      <w:rPr>
+        <w:rFonts w:ascii="Wingdings" w:hAnsi="Wingdings" w:hint="default"/>
+        <w:sz w:val="20"/>
+      </w:rPr>
+    </w:lvl>
+    <w:lvl w:ilvl="7" w:tentative="1">
+      <w:start w:val="1"/>
+      <w:numFmt w:val="bullet"/>
+      <w:lvlText w:val=""/>
+      <w:lvlJc w:val="left"/>
+      <w:pPr>
+        <w:tabs>
+          <w:tab w:val="num" w:pos="5760"/>
+        </w:tabs>
+        <w:ind w:left="5760" w:hanging="360"/>
+      </w:pPr>
+      <w:rPr>
+        <w:rFonts w:ascii="Wingdings" w:hAnsi="Wingdings" w:hint="default"/>
+        <w:sz w:val="20"/>
+      </w:rPr>
+    </w:lvl>
+    <w:lvl w:ilvl="8" w:tentative="1">
+      <w:start w:val="1"/>
+      <w:numFmt w:val="bullet"/>
+      <w:lvlText w:val=""/>
+      <w:lvlJc w:val="left"/>
+      <w:pPr>
+        <w:tabs>
+          <w:tab w:val="num" w:pos="6480"/>
+        </w:tabs>
+        <w:ind w:left="6480" w:hanging="360"/>
+      </w:pPr>
+      <w:rPr>
+        <w:rFonts w:ascii="Wingdings" w:hAnsi="Wingdings" w:hint="default"/>
+        <w:sz w:val="20"/>
+      </w:rPr>
+    </w:lvl>
+  </w:abstractNum>
+  <w:abstractNum w:abstractNumId="9" w15:restartNumberingAfterBreak="0">
     <w:nsid w:val="5834194F"/>
     <w:multiLevelType w:val="multilevel"/>
     <w:tmpl w:val="3D461504"/>
@@ -24788,7 +28180,7 @@
       </w:rPr>
     </w:lvl>
   </w:abstractNum>
-  <w:abstractNum w:abstractNumId="9" w15:restartNumberingAfterBreak="0">
+  <w:abstractNum w:abstractNumId="10" w15:restartNumberingAfterBreak="0">
     <w:nsid w:val="5D1B1B01"/>
     <w:multiLevelType w:val="multilevel"/>
     <w:tmpl w:val="5C3E0BEE"/>
@@ -24937,7 +28329,7 @@
       </w:rPr>
     </w:lvl>
   </w:abstractNum>
-  <w:abstractNum w:abstractNumId="10" w15:restartNumberingAfterBreak="0">
+  <w:abstractNum w:abstractNumId="11" w15:restartNumberingAfterBreak="0">
     <w:nsid w:val="6B75301D"/>
     <w:multiLevelType w:val="multilevel"/>
     <w:tmpl w:val="0838C4EA"/>
@@ -25086,7 +28478,7 @@
       </w:rPr>
     </w:lvl>
   </w:abstractNum>
-  <w:abstractNum w:abstractNumId="11" w15:restartNumberingAfterBreak="0">
+  <w:abstractNum w:abstractNumId="12" w15:restartNumberingAfterBreak="0">
     <w:nsid w:val="6ECD10B2"/>
     <w:multiLevelType w:val="multilevel"/>
     <w:tmpl w:val="70889EE6"/>
@@ -25235,7 +28627,7 @@
       </w:rPr>
     </w:lvl>
   </w:abstractNum>
-  <w:abstractNum w:abstractNumId="12" w15:restartNumberingAfterBreak="0">
+  <w:abstractNum w:abstractNumId="13" w15:restartNumberingAfterBreak="0">
     <w:nsid w:val="730275C3"/>
     <w:multiLevelType w:val="multilevel"/>
     <w:tmpl w:val="305ED328"/>
@@ -25385,7 +28777,7 @@
     </w:lvl>
   </w:abstractNum>
   <w:num w:numId="1" w16cid:durableId="1663700560">
-    <w:abstractNumId w:val="10"/>
+    <w:abstractNumId w:val="11"/>
   </w:num>
   <w:num w:numId="2" w16cid:durableId="206644082">
     <w:abstractNumId w:val="4"/>
@@ -25397,31 +28789,34 @@
     <w:abstractNumId w:val="0"/>
   </w:num>
   <w:num w:numId="5" w16cid:durableId="580724483">
-    <w:abstractNumId w:val="12"/>
+    <w:abstractNumId w:val="13"/>
   </w:num>
   <w:num w:numId="6" w16cid:durableId="1992171691">
-    <w:abstractNumId w:val="6"/>
+    <w:abstractNumId w:val="7"/>
   </w:num>
   <w:num w:numId="7" w16cid:durableId="1741244228">
     <w:abstractNumId w:val="3"/>
   </w:num>
   <w:num w:numId="8" w16cid:durableId="576551105">
-    <w:abstractNumId w:val="5"/>
+    <w:abstractNumId w:val="6"/>
   </w:num>
   <w:num w:numId="9" w16cid:durableId="1083800093">
-    <w:abstractNumId w:val="11"/>
+    <w:abstractNumId w:val="12"/>
   </w:num>
   <w:num w:numId="10" w16cid:durableId="1511018614">
-    <w:abstractNumId w:val="8"/>
+    <w:abstractNumId w:val="9"/>
   </w:num>
   <w:num w:numId="11" w16cid:durableId="1644391328">
     <w:abstractNumId w:val="2"/>
   </w:num>
   <w:num w:numId="12" w16cid:durableId="1932742475">
-    <w:abstractNumId w:val="9"/>
+    <w:abstractNumId w:val="10"/>
   </w:num>
   <w:num w:numId="13" w16cid:durableId="373116323">
-    <w:abstractNumId w:val="7"/>
+    <w:abstractNumId w:val="8"/>
+  </w:num>
+  <w:num w:numId="14" w16cid:durableId="1916234355">
+    <w:abstractNumId w:val="5"/>
   </w:num>
 </w:numbering>
 </file>
